--- a/manuscript_with_figures.docx
+++ b/manuscript_with_figures.docx
@@ -37,7 +37,7 @@
         <w:t>Solanum lycopersicum</w:t>
       </w:r>
       <w:r>
-        <w:t xml:space="preserve"> cv. Red Robin) grown aboard the International Space Station (ISS) as part of the VEG-05 experiment, integrating 16S rRNA and ITS amplicon sequencing (OSD-766) with host transcriptomics (OSD-767) across two tissues (leaf, adventitious root) and two light treatments (red vs. blue). DADA2 processing yielded 348 bacterial and 77 fungal ASVs from 142 and 141 samples respectively. Spaceflight significantly reshaped leaf bacterial communities (PERMANOVA R²=0.42, p=0.001) and increased bacterial alpha diversity (Observed ASVs: Flight 17.8–25.8 vs. Ground 10.0–15.2). The spaceflight transcriptional response was strongly light-dependent: under blue light, 4,716 differentially expressed genes (DEGs) were detected in leaves versus only 523 under red light. WGCNA identified a 169-gene adventitious root module correlated with fungal dysbiosis (r=−0.85, padj=0.001) but not with flight status (r=−0.38, p=0.32), representing a microbe-driven host transcriptional signature independent of the direct spaceflight stimulus. MOFA+ integration across three omics layers confirmed a dominant flight-associated factor (48% transcriptome variance) and revealed that the leaf bacterial community was more responsive to spaceflight than the fungal community. FAPROTAX functional prediction identified nitrogen fixation, methanotrophy, and methanol oxidation as enriched functions in the bacterial community. These findings demonstrate that spaceflight restructures plant-associated microbiomes in a tissue- and light-specific manner, with implications for crop production systems in long-duration space missions.</w:t>
+        <w:t xml:space="preserve"> cv. Red Robin) grown aboard the International Space Station (ISS) as part of the VEG-05 experiment, integrating 16S rRNA and ITS amplicon sequencing (OSD-766) with host transcriptomics (OSD-767) across two tissues (leaf, adventitious root) and two light treatments (red-rich vs. blue-rich LED). DADA2 processing yielded 348 bacterial and 77 fungal ASVs from 142 and 141 samples respectively. Spaceflight significantly reshaped leaf bacterial communities (PERMANOVA R²=0.42, p=0.001) and increased bacterial alpha diversity (Observed ASVs: Flight 17.8–25.8 vs. Ground 10.0–15.2). The spaceflight transcriptional response was strongly light-dependent: under blue light, 4,716 differentially expressed genes (DEGs) were detected in leaves versus only 523 under red light. WGCNA identified a 169-gene adventitious root module correlated with fungal dysbiosis (r=−0.85, padj=0.001) but not with flight status (r=−0.38, p=0.32), representing a microbe-driven host transcriptional signature independent of the direct spaceflight stimulus. MOFA+ integration across three omics layers confirmed a dominant flight-associated factor (48% transcriptome variance) and revealed that the leaf bacterial community was more responsive to spaceflight than the fungal community. FAPROTAX functional prediction identified nitrogen fixation, methanotrophy, and methanol oxidation as enriched functions in the bacterial community. These findings demonstrate that spaceflight restructures plant-associated microbiomes in a tissue- and light-specific manner, with implications for crop production systems in long-duration space missions.</w:t>
       </w:r>
     </w:p>
     <w:p>
@@ -59,7 +59,7 @@
         <w:t>Solanum lycopersicum</w:t>
       </w:r>
       <w:r>
-        <w:t>), a candidate crop for long-duration missions [3].</w:t>
+        <w:t>), a candidate crop for long-duration missions [3, 23].</w:t>
       </w:r>
     </w:p>
     <w:p>
@@ -119,7 +119,7 @@
         <w:t>*Figure 1. Study design and analysis overview.</w:t>
       </w:r>
       <w:r>
-        <w:t xml:space="preserve"> The ISS VEG-05 experiment (tomato cv. Red Robin; Flight vs Ground; red vs blue LED; leaf and adventitious root) feeds two data streams — host transcriptome (OSD-767) and microbiome (OSD-766) — that are combined through DESeq2, WGCNA, a dysbiosis index, MOFA+, and module–taxon networks.*</w:t>
+        <w:t xml:space="preserve"> The ISS VEG-05 experiment (tomato cv. Red Robin; Flight vs Ground; red-rich vs blue-rich LED; leaf and adventitious root) feeds two data streams — host transcriptome (OSD-767) and microbiome (OSD-766) — that are combined through DESeq2, WGCNA, a dysbiosis index, MOFA+, and module–taxon networks.*</w:t>
       </w:r>
     </w:p>
     <w:p>
@@ -140,7 +140,7 @@
     </w:p>
     <w:p>
       <w:r>
-        <w:t>Raw sequencing data and metadata were obtained from NASA's Open Science Data Repository (OSDR): OSD-766 (microbiome amplicon sequencing) and OSD-767 (host RNA-seq). The VEG-05 experiment grew tomato cv. Red Robin aboard the ISS under red or blue LED lighting, with ground controls at Kennedy Space Center. Metadata were parsed from ISA-Tab format, and a crosswalk table linking microbiome and RNA-seq samples by plant ID, flight status, light treatment, and tissue was constructed.</w:t>
+        <w:t>Raw sequencing data and metadata were obtained from NASA's Open Science Data Repository (OSDR): OSD-766 (microbiome amplicon sequencing [3]) and OSD-767 (host RNA-seq [23]). The VEG-05 experiment grew tomato cv. Red Robin aboard the ISS under red-rich (90% red:10% blue) or blue-rich (50% red:50% blue) LED lighting, with ground controls at Kennedy Space Center. Metadata were parsed from ISA-Tab format, and a crosswalk table linking microbiome and RNA-seq samples by plant ID, flight status, light treatment, and tissue was constructed.</w:t>
       </w:r>
     </w:p>
     <w:p>
@@ -2687,7 +2687,7 @@
         <w:t>Figure 1. Study design and analysis overview.</w:t>
       </w:r>
       <w:r>
-        <w:t xml:space="preserve"> The ISS VEG-05 experiment (tomato cv. Red Robin; Flight vs Ground; red vs blue LED; leaf and adventitious root) feeds two data streams — host transcriptome (OSD-767) and microbiome (OSD-766) — that are combined through DESeq2, WGCNA, a dysbiosis index, MOFA+, and module–taxon networks.</w:t>
+        <w:t xml:space="preserve"> The ISS VEG-05 experiment (tomato cv. Red Robin; Flight vs Ground; red-rich vs blue-rich LED; leaf and adventitious root) feeds two data streams — host transcriptome (OSD-767) and microbiome (OSD-766) — that are combined through DESeq2, WGCNA, a dysbiosis index, MOFA+, and module–taxon networks.</w:t>
       </w:r>
     </w:p>
     <w:p>
@@ -2881,7 +2881,7 @@
     </w:p>
     <w:p>
       <w:r>
-        <w:t xml:space="preserve">[1] Bulgarelli, D. et al. Structuring and function of the root microbiota in health and disease. </w:t>
+        <w:t xml:space="preserve">[1] Bulgarelli, D. et al. Structure and functions of the bacterial microbiota of plants. </w:t>
       </w:r>
       <w:r>
         <w:rPr>
@@ -2895,7 +2895,7 @@
     </w:p>
     <w:p>
       <w:r>
-        <w:t xml:space="preserve">[2] Wheeler, R.M. et al. Crop production for space life support: a review. </w:t>
+        <w:t xml:space="preserve">[2] TODO: citation needed. The reference previously listed here (Wheeler, R.M. et al., </w:t>
       </w:r>
       <w:r>
         <w:rPr>
@@ -2904,26 +2904,26 @@
         <w:t>Adv. Space Res.</w:t>
       </w:r>
       <w:r>
-        <w:t xml:space="preserve"> 41, 1057–1066 (2008).</w:t>
+        <w:t xml:space="preserve"> 41, 1057–1066, 2008) matches no published record.</w:t>
       </w:r>
     </w:p>
     <w:p>
       <w:r>
-        <w:t xml:space="preserve">[3] Massa, G.D. et al. VEG-05: Plant habitat-02 tomato plant growth in the vegetable production system on the ISS. </w:t>
+        <w:t xml:space="preserve">[3] Spern, C.J. et al. The microbial communities of a tomato crop grown in Veggie under different lighting regimes on the International Space Station. </w:t>
       </w:r>
       <w:r>
         <w:rPr>
           <w:i/>
         </w:rPr>
-        <w:t>NASA Technical Report</w:t>
+        <w:t>Life Sci. Space Res.</w:t>
       </w:r>
       <w:r>
-        <w:t xml:space="preserve"> (2024).</w:t>
+        <w:t xml:space="preserve"> 52, 84–97 (2026).</w:t>
       </w:r>
     </w:p>
     <w:p>
       <w:r>
-        <w:t xml:space="preserve">[4] Rosenzweig, J.A. et al. Spaceflight and model microorganisms. </w:t>
+        <w:t xml:space="preserve">[4] TODO: citation needed. The reference previously listed here (Rosenzweig, J.A. et al., </w:t>
       </w:r>
       <w:r>
         <w:rPr>
@@ -2932,12 +2932,12 @@
         <w:t>npj Microgravity</w:t>
       </w:r>
       <w:r>
-        <w:t xml:space="preserve"> 1, 15009 (2015).</w:t>
+        <w:t xml:space="preserve"> 1, 15009, 2015) matches no published record.</w:t>
       </w:r>
     </w:p>
     <w:p>
       <w:r>
-        <w:t xml:space="preserve">[5] Voorhies, A.A. et al. Spaceflight alters bacterial gene expression and virulence. </w:t>
+        <w:t xml:space="preserve">[5] TODO: citation needed. The reference previously listed here (Voorhies, A.A. et al., </w:t>
       </w:r>
       <w:r>
         <w:rPr>
@@ -2946,7 +2946,7 @@
         <w:t>PLoS ONE</w:t>
       </w:r>
       <w:r>
-        <w:t xml:space="preserve"> 14, e0224893 (2019).</w:t>
+        <w:t xml:space="preserve"> 14, e0224893, 2019) matches no published record.</w:t>
       </w:r>
     </w:p>
     <w:p>
@@ -2993,7 +2993,7 @@
     </w:p>
     <w:p>
       <w:r>
-        <w:t xml:space="preserve">[9] Quast, C. et al. The SILVA ribosomal RNA gene database project. </w:t>
+        <w:t xml:space="preserve">[9] Quast, C. et al. The SILVA ribosomal RNA gene database project: improved data processing and web-based tools. </w:t>
       </w:r>
       <w:r>
         <w:rPr>
@@ -3021,16 +3021,16 @@
     </w:p>
     <w:p>
       <w:r>
-        <w:t xml:space="preserve">[11] Kõljalg, U. et al. UNITE: a database providing web-based methods for the molecular identification of fungi. </w:t>
+        <w:t xml:space="preserve">[11] Kõljalg, U. et al. UNITE: a database providing web-based methods for the molecular identification of ectomycorrhizal fungi. </w:t>
       </w:r>
       <w:r>
         <w:rPr>
           <w:i/>
         </w:rPr>
-        <w:t>Oikos</w:t>
+        <w:t>New Phytol.</w:t>
       </w:r>
       <w:r>
-        <w:t xml:space="preserve"> 112, 182–186 (2005).</w:t>
+        <w:t xml:space="preserve"> 166, 1063–1068 (2005).</w:t>
       </w:r>
     </w:p>
     <w:p>
@@ -3049,16 +3049,16 @@
     </w:p>
     <w:p>
       <w:r>
-        <w:t xml:space="preserve">[13] Zhu, A. et al. Heavy-tailed prior distributions for sequence count data: removing the bias and dissecting the controversy. </w:t>
+        <w:t xml:space="preserve">[13] Zhu, A., Ibrahim, J.G. &amp; Love, M.I. Heavy-tailed prior distributions for sequence count data: removing the noise and preserving large differences. </w:t>
       </w:r>
       <w:r>
         <w:rPr>
           <w:i/>
         </w:rPr>
-        <w:t>Genome Biol.</w:t>
+        <w:t>Bioinformatics</w:t>
       </w:r>
       <w:r>
-        <w:t xml:space="preserve"> 20, 139 (2019).</w:t>
+        <w:t xml:space="preserve"> 35, 2084–2092 (2019).</w:t>
       </w:r>
     </w:p>
     <w:p>
@@ -3091,21 +3091,21 @@
     </w:p>
     <w:p>
       <w:r>
-        <w:t>[16] Oksanen, J. et al. vegan: Community Ecology Package. R package version 2.7-5 (2024).</w:t>
+        <w:t>[16] Oksanen, J. et al. vegan: Community Ecology Package. R package version 2.7-5 (2026).</w:t>
       </w:r>
     </w:p>
     <w:p>
       <w:r>
-        <w:t xml:space="preserve">[17] Fernandes, A.D. et al. Unifying the analysis of high-throughput sequencing data: comparing RNA-Seq and chip-Seq data. </w:t>
+        <w:t xml:space="preserve">[17] Fernandes, A.D. et al. Unifying the analysis of high-throughput sequencing datasets: characterizing RNA-seq, 16S rRNA gene sequencing and selective growth experiments by compositional data analysis. </w:t>
       </w:r>
       <w:r>
         <w:rPr>
           <w:i/>
         </w:rPr>
-        <w:t>PLoS ONE</w:t>
+        <w:t>Microbiome</w:t>
       </w:r>
       <w:r>
-        <w:t xml:space="preserve"> 8, e67023 (2013).</w:t>
+        <w:t xml:space="preserve"> 2, 15 (2014).</w:t>
       </w:r>
     </w:p>
     <w:p>
@@ -3124,21 +3124,21 @@
     </w:p>
     <w:p>
       <w:r>
-        <w:t xml:space="preserve">[19] Louca, S. et al. FAPROTAX: a functional annotation of prokaryotic taxa. </w:t>
+        <w:t xml:space="preserve">[19] Louca, S., Parfrey, L.W. &amp; Doebeli, M. Decoupling function and taxonomy in the global ocean microbiome. </w:t>
       </w:r>
       <w:r>
         <w:rPr>
           <w:i/>
         </w:rPr>
-        <w:t>Nat. Commun.</w:t>
+        <w:t>Science</w:t>
       </w:r>
       <w:r>
-        <w:t xml:space="preserve"> 7, 12428 (2016).</w:t>
+        <w:t xml:space="preserve"> 353, 1272–1277 (2016).</w:t>
       </w:r>
     </w:p>
     <w:p>
       <w:r>
-        <w:t xml:space="preserve">[20] Nguyen, N.H. et al. FUNGuild: an open annotation tool for parsing fungal community datasets. </w:t>
+        <w:t xml:space="preserve">[20] Nguyen, N.H. et al. FUNGuild: an open annotation tool for parsing fungal community datasets by ecological guild. </w:t>
       </w:r>
       <w:r>
         <w:rPr>
@@ -3152,7 +3152,7 @@
     </w:p>
     <w:p>
       <w:r>
-        <w:t xml:space="preserve">[21] Voorhies, A.A. et al. Study of the impact of long-duration spaceflight on the astronaut microbiome. </w:t>
+        <w:t xml:space="preserve">[21] Voorhies, A.A. et al. Study of the impact of long-duration space missions at the International Space Station on the astronaut microbiome. </w:t>
       </w:r>
       <w:r>
         <w:rPr>
@@ -3166,7 +3166,7 @@
     </w:p>
     <w:p>
       <w:r>
-        <w:t xml:space="preserve">[22] Chaves, I. et al. The cryptochromes: blue light receptors in plants and animals. </w:t>
+        <w:t xml:space="preserve">[22] Chaves, I. et al. The cryptochromes: blue light photoreceptors in plants and animals. </w:t>
       </w:r>
       <w:r>
         <w:rPr>
@@ -3176,6 +3176,20 @@
       </w:r>
       <w:r>
         <w:t xml:space="preserve"> 62, 335–364 (2011).</w:t>
+      </w:r>
+    </w:p>
+    <w:p>
+      <w:r>
+        <w:t xml:space="preserve">[23] Dixit, A.R. et al. Stress and light spectral quality influence the transcriptome of a tomato crop on the International Space Station. </w:t>
+      </w:r>
+      <w:r>
+        <w:rPr>
+          <w:i/>
+        </w:rPr>
+        <w:t>BMC Plant Biol.</w:t>
+      </w:r>
+      <w:r>
+        <w:t xml:space="preserve"> 26, 764 (2026).</w:t>
       </w:r>
     </w:p>
     <w:sectPr>

--- a/manuscript_with_figures.docx
+++ b/manuscript_with_figures.docx
@@ -37,7 +37,16 @@
         <w:t>Solanum lycopersicum</w:t>
       </w:r>
       <w:r>
-        <w:t xml:space="preserve"> cv. Red Robin) grown aboard the International Space Station (ISS) as part of the VEG-05 experiment, integrating 16S rRNA and ITS amplicon sequencing (OSD-766) with host transcriptomics (OSD-767) across two tissues (leaf, adventitious root) and two light treatments (red-rich vs. blue-rich LED). DADA2 processing yielded 348 bacterial and 77 fungal ASVs from 142 and 141 samples respectively. Spaceflight significantly reshaped leaf bacterial communities (PERMANOVA R²=0.42, p=0.001) and increased bacterial alpha diversity (Observed ASVs: Flight 17.8–25.8 vs. Ground 10.0–15.2). The spaceflight transcriptional response was strongly light-dependent: under blue light, 4,716 differentially expressed genes (DEGs) were detected in leaves versus only 523 under red light. WGCNA identified a 169-gene adventitious root module correlated with fungal dysbiosis (r=−0.85, padj=0.001) but not with flight status (r=−0.38, p=0.32), representing a microbe-driven host transcriptional signature independent of the direct spaceflight stimulus. MOFA+ integration across three omics layers confirmed a dominant flight-associated factor (48% transcriptome variance) and revealed that the leaf bacterial community was more responsive to spaceflight than the fungal community. FAPROTAX functional prediction identified nitrogen fixation, methanotrophy, and methanol oxidation as enriched functions in the bacterial community. These findings demonstrate that spaceflight restructures plant-associated microbiomes in a tissue- and light-specific manner, with implications for crop production systems in long-duration space missions.</w:t>
+        <w:t xml:space="preserve"> cv. Red Robin) grown aboard the International Space Station (ISS) as part of the VEG-05 experiment, integrating 16S rRNA and ITS amplicon sequencing (OSD-766) with host transcriptomics (OSD-767) across two tissues (leaf, adventitious root) and two light treatments (red-rich vs. blue-rich LED). DADA2 processing yielded 348 bacterial and 77 fungal ASVs from 142 and 141 samples respectively. Leaf bacterial community composition differed among flight and light groups (PERMANOVA R²=0.42 for the full flight × light model, p=0.001), and flight samples had higher bacterial alpha diversity (Observed ASVs: Flight 17.8–25.8 vs. Ground 10.0–15.2). The spaceflight transcriptional response was strongly light-dependent: under blue light, 4,716 differentially expressed genes (DEGs) were detected in leaves versus only 523 under red light. WGCNA identified a 169-gene adventitious root module correlated with fungal dysbiosis (r=−0.85, padj=0.001) but not with flight status (r=−0.38, padj=0.32), representing a microbe-driven host transcriptional signature independent of the direct spaceflight stimulus. MOFA+ integration across three omics layers confirmed a dominant flight-associated factor (48% transcriptome variance) </w:t>
+      </w:r>
+      <w:r>
+        <w:rPr>
+          <w:b/>
+        </w:rPr>
+        <w:t>[TODO: the MOFA+ microbiome views were built from mismatched samples; re-run before comparing bacterial and fungal responses]</w:t>
+      </w:r>
+      <w:r>
+        <w:t>. The most abundant FAPROTAX-predicted bacterial functions were aerobic chemoheterotrophy, nitrogen fixation, dark hydrogen oxidation and methanol oxidation. These findings demonstrate that spaceflight restructures plant-associated microbiomes in a tissue- and light-specific manner, with implications for crop production systems in long-duration space missions.</w:t>
       </w:r>
     </w:p>
     <w:p>
@@ -153,7 +162,7 @@
     </w:p>
     <w:p>
       <w:r>
-        <w:t>16S rRNA (V4 region, 515F/806R primers) and ITS2 (ITS3F/ITS4 primers) reads were processed using DADA2 v1.34.0 [8] in R. For 16S, primers were already removed; reads were truncated at 240 bp (R1) and 160 bp (R2) with maxEE=2, length-filtered to 200–260 bp, and pooled for denoising. Taxonomy was assigned against SILVA 138.2 [9]. Chloroplast and mitochondrial ASVs were removed prior to community analysis. For ITS, primers were removed with cutadapt [10]; R2 reads were truncated at 180 bp due to quality degradation; taxonomy was assigned against UNITE v7 (October 2017) [11].</w:t>
+        <w:t>16S rRNA (V4 region, 515F/806R primers) and ITS2 (ITS3F/ITS4 primers) reads were processed using DADA2 v1.34.0 [8] in R. For 16S, primers were already removed; reads were truncated at 240 bp (R1) and 160 bp (R2) with maxEE=2, length-filtered to 200–260 bp, and pooled for denoising. Taxonomy was assigned against SILVA 138.1 [9]. Chloroplast and mitochondrial ASVs were removed prior to community analysis. For ITS, primers were removed with cutadapt [10]; R2 reads were truncated at 180 bp due to quality degradation; taxonomy was assigned against UNITE v7 (October 2017) [11].</w:t>
       </w:r>
     </w:p>
     <w:p>
@@ -179,7 +188,7 @@
     </w:p>
     <w:p>
       <w:r>
-        <w:t>Alpha diversity (Observed ASVs, Shannon index) was computed on unfiltered data using phyloseq [15]. Beta diversity was assessed via Bray-Curtis dissimilarity and PERMANOVA (999 permutations) using vegan [16]. A dysbiosis index was calculated as the Bray-Curtis distance of each flight sample to the centroid of its corresponding ground control group, normalized by the mean ground-ground distance. Differential abundance testing used ALDEx2 [17] with 128 Monte Carlo instances, requiring both Welch p &lt; 0.05 and |effect size| &gt; 1.</w:t>
+        <w:t>Alpha diversity (Observed ASVs, Shannon index) was computed on unfiltered data using phyloseq [15]. Beta diversity was assessed via Bray-Curtis dissimilarity and PERMANOVA (999 permutations) using vegan [16]. A dysbiosis index was calculated for each flight sample as its mean Bray-Curtis distance to all ground samples of the same compartment (both light treatments), divided by the mean pairwise distance among those ground samples. Differential abundance testing used ALDEx2 [17] with 128 Monte Carlo instances, requiring both a Benjamini–Hochberg-adjusted Welch p &lt; 0.05 and |effect size| &gt; 1; positive effects are higher in flight.</w:t>
       </w:r>
     </w:p>
     <w:p>
@@ -192,7 +201,7 @@
     </w:p>
     <w:p>
       <w:r>
-        <w:t>WGCNA [7] was applied to variance-stabilized transcriptome data for each tissue separately. Soft-thresholding powers were selected to maximize scale-free fit (Leaf: power=20, R²=0.72; Adv-Root: power=18, R²=0.69). Module eigengenes were correlated with flight status, light treatment, and 16S/ITS dysbiosis indices. Hub genes were identified by module membership (kME &gt; 0.8).</w:t>
+        <w:t>WGCNA [7] was applied to variance-stabilized transcriptome data for each tissue separately. Soft-thresholding powers were selected to maximize scale-free fit (Leaf: power=20, R²=0.72; Adv-Root: power=18, R²=0.69). Module eigengenes were correlated (Pearson) with flight status, light treatment, and 16S/ITS dysbiosis indices. Hub genes were the 10 genes with the highest module membership (kME) in each module (all kME ≥ 0.86).</w:t>
       </w:r>
     </w:p>
     <w:p>
@@ -270,7 +279,16 @@
     </w:p>
     <w:p>
       <w:r>
-        <w:t>Spaceflight significantly altered leaf bacterial community composition (PERMANOVA: R²=0.42, F=4.02, p=0.001, n=21) and adventitious root communities (R²=0.33, F=2.93, p=0.001, n=15; Table S4). In leaves, bacterial alpha diversity was higher in flight samples: Observed ASVs ranged from 17.8–25.8 in flight versus 10.0–15.2 in ground controls (Fig. 2A; Table S3). The Shannon index showed a similar pattern, with flight blue-light samples reaching 2.18 versus 0.80 in ground blue-light controls.</w:t>
+        <w:t xml:space="preserve">Bacterial community composition differed among flight and light groups in leaves (PERMANOVA, full flight × light model: R²=0.42, F=4.02, p=0.001, n=21) and adventitious roots (R²=0.33, F=2.93, p=0.001, n=15; Table S4). These R² values are for the whole model, not for spaceflight alone </w:t>
+      </w:r>
+      <w:r>
+        <w:rPr>
+          <w:b/>
+        </w:rPr>
+        <w:t>[TODO: term-wise PERMANOVA]</w:t>
+      </w:r>
+      <w:r>
+        <w:t>. In leaves, bacterial alpha diversity was higher in flight samples: Observed ASVs ranged from 17.8–25.8 in flight versus 10.0–15.2 in ground controls (Fig. 2A; Table S3). The Shannon index showed a similar pattern, with flight blue-light samples reaching 2.18 versus 0.80 in ground blue-light controls.</w:t>
       </w:r>
     </w:p>
     <w:p>
@@ -325,7 +343,7 @@
     </w:p>
     <w:p>
       <w:r>
-        <w:t>The dysbiosis index quantified community displacement relative to ground controls. Leaf bacterial communities showed a 2.06-fold increase in dysbiosis during flight (2.06 ± 0.99 vs. 1.00 ± 0.47, Fig. 2B). Fungal communities showed even greater displacement (ITS leaf: 3.64 ± 2.78 vs. 1.00 ± 0.24), though the PERMANOVA was marginally significant (R²=0.45, p=0.054). Adventitious root fungal communities were significantly reshaped (R²=0.65, F=8.19, p=0.001).</w:t>
+        <w:t>The dysbiosis index quantified community displacement relative to ground controls. Leaf bacterial communities showed a 2.06-fold increase in dysbiosis during flight (2.06 ± 0.99 vs. 1.00 ± 0.47, Fig. 2B). Fungal communities showed even greater displacement (ITS leaf: 3.64 ± 2.78 vs. 1.00 ± 0.24), though the PERMANOVA model was not significant (model R²=0.45, p=0.054). Adventitious root fungal community composition also differed among groups (model R²=0.65, F=8.19, p=0.001).</w:t>
       </w:r>
     </w:p>
     <w:p>
@@ -375,7 +393,7 @@
         <w:t>*Figure 2B (16S).</w:t>
       </w:r>
       <w:r>
-        <w:t xml:space="preserve"> Bacterial dysbiosis index (Bray-Curtis displacement from ground centroid); elevated under flight.*</w:t>
+        <w:t xml:space="preserve"> Bacterial dysbiosis index (mean Bray-Curtis distance to ground samples, relative to ground-ground distance); elevated under flight.*</w:t>
       </w:r>
     </w:p>
     <w:p>
@@ -430,7 +448,7 @@
     </w:p>
     <w:p>
       <w:r>
-        <w:t xml:space="preserve">ALDEx2 identified few taxa with significant differential abundance under the conservative dual criterion (p &lt; 0.05 and |effect| &gt; 1). In leaf 16S, </w:t>
+        <w:t xml:space="preserve">ALDEx2 identified few taxa with significant differential abundance under the conservative dual criterion (BH-adjusted p &lt; 0.05 and |effect| &gt; 1), all of them more abundant in flight. In leaf 16S, </w:t>
       </w:r>
       <w:r>
         <w:rPr>
@@ -439,7 +457,7 @@
         <w:t>Pantoea</w:t>
       </w:r>
       <w:r>
-        <w:t xml:space="preserve"> (ASV024) was significantly depleted in flight (effect=−1.10). In ITS, </w:t>
+        <w:t xml:space="preserve"> (ASV024) was enriched in flight (effect=+1.10). In ITS, </w:t>
       </w:r>
       <w:r>
         <w:rPr>
@@ -448,7 +466,7 @@
         <w:t>Penicillium citrinum</w:t>
       </w:r>
       <w:r>
-        <w:t xml:space="preserve"> (ASV003) was significantly depleted in flight leaves (effect=−1.82). In adventitious roots, </w:t>
+        <w:t xml:space="preserve"> (ASV003) was enriched in flight leaves (effect=+1.82). In adventitious roots, </w:t>
       </w:r>
       <w:r>
         <w:rPr>
@@ -457,7 +475,25 @@
         <w:t>Fusarium solani</w:t>
       </w:r>
       <w:r>
-        <w:t xml:space="preserve"> was significantly depleted in flight (effect=−1.82).</w:t>
+        <w:t xml:space="preserve"> (ITS ASV006; effect=+1.82) and three bacterial taxa (16S ASV004, </w:t>
+      </w:r>
+      <w:r>
+        <w:rPr>
+          <w:i/>
+        </w:rPr>
+        <w:t>Burkholderia-Caballeronia-Paraburkholderia</w:t>
+      </w:r>
+      <w:r>
+        <w:t xml:space="preserve">, +1.58; ASV021, Rhizobiaceae, +3.25; ASV022, </w:t>
+      </w:r>
+      <w:r>
+        <w:rPr>
+          <w:i/>
+        </w:rPr>
+        <w:t>Dyadobacter</w:t>
+      </w:r>
+      <w:r>
+        <w:t>, +2.22) were enriched in flight.</w:t>
       </w:r>
     </w:p>
     <w:p>
@@ -470,12 +506,12 @@
     </w:p>
     <w:p>
       <w:r>
-        <w:t>DESeq2 analysis revealed a pronounced interaction between spaceflight and light quality (Table S2). In leaves, the main flight effect comprised 757 DEGs (404 up, 353 down; Fig. 3B), but the flight effect under blue light was nearly 9-fold larger (4,716 DEGs) than under red light (523 DEGs) (Fig. 3). The formal interaction term identified 3,189 DEGs, confirming that the transcriptional response to spaceflight is strongly modulated by light quality.</w:t>
+        <w:t>DESeq2 analysis revealed a pronounced interaction between spaceflight and light quality (Table S2). In leaves, the flight term of the flight × light model, which estimates the flight effect under red-rich light (the reference level), gave 757 DEGs (404 up, 353 down; Fig. 3B). Separate models within each light treatment gave 4,716 DEGs under blue-rich light and 523 under red-rich light (Fig. 3); the two red-rich estimates differ because they come from different models. The formal interaction term identified 3,189 DEGs, confirming that the transcriptional response to spaceflight is strongly modulated by light quality.</w:t>
       </w:r>
     </w:p>
     <w:p>
       <w:r>
-        <w:t>In adventitious roots, the flight response was predominantly upregulation (896 DEGs: 783 up, 113 down, 87% upregulated; Fig. 3C), suggesting activation of stress response pathways. The interaction was minimal (6 DEGs after shrinkage), indicating that the root transcriptional response to spaceflight is less light-dependent than the leaf response.</w:t>
+        <w:t>In adventitious roots, the flight term (red-rich reference level) was predominantly upregulation (896 DEGs: 783 up, 113 down, 87% upregulated; Fig. 3C), suggesting activation of stress response pathways. The interaction was minimal (6 DEGs after shrinkage), indicating that the root transcriptional response to spaceflight is less light-dependent than the leaf response.</w:t>
       </w:r>
     </w:p>
     <w:p>
@@ -575,7 +611,7 @@
         <w:t>*Figure 3B.</w:t>
       </w:r>
       <w:r>
-        <w:t xml:space="preserve"> Leaf Flight-vs-Ground volcano.*</w:t>
+        <w:t xml:space="preserve"> Leaf Flight-vs-Ground volcano (flight term of the flight × light model: the flight effect under red-rich light, the reference level).*</w:t>
       </w:r>
     </w:p>
     <w:p>
@@ -625,7 +661,7 @@
         <w:t>*Figure 3C.</w:t>
       </w:r>
       <w:r>
-        <w:t xml:space="preserve"> Adventitious-root Flight-vs-Ground volcano (predominantly upregulation).*</w:t>
+        <w:t xml:space="preserve"> Adventitious-root Flight-vs-Ground volcano (flight term at the red-rich reference level; predominantly upregulation).*</w:t>
       </w:r>
     </w:p>
     <w:p>
@@ -638,12 +674,21 @@
     </w:p>
     <w:p>
       <w:r>
-        <w:t>WGCNA of the leaf transcriptome identified 13 modules (power=20; Fig. 4), with the turquoise module (n=2,037 genes) showing the strongest flight correlation (r=+0.73, padj=0.001) and the blue module (n=1,012) showing the strongest anti-correlation (r=−0.79, padj=3×10⁻⁴). Four leaf modules were classified as co-regulated (correlated with both flight and dysbiosis), reflecting the intertwined nature of environmental and microbial signals (Table S5).</w:t>
+        <w:t xml:space="preserve">WGCNA of the leaf transcriptome identified 12 modules plus unassigned genes (power=20; Fig. 4), with the turquoise module (n=2,037 genes) showing the strongest flight correlation (r=+0.73, padj=0.001) and the blue module (n=1,012) showing the strongest anti-correlation (r=−0.79, padj=3×10⁻⁴). Four leaf modules were classified as co-regulated (correlated with both flight and dysbiosis), reflecting the intertwined nature of environmental and microbial signals (Table S5) </w:t>
+      </w:r>
+      <w:r>
+        <w:rPr>
+          <w:b/>
+        </w:rPr>
+        <w:t>[TODO: Table S5 was built from an earlier correlation table; re-derive]</w:t>
+      </w:r>
+      <w:r>
+        <w:t>.</w:t>
       </w:r>
     </w:p>
     <w:p>
       <w:r>
-        <w:t>In adventitious roots, WGCNA identified 17 modules (power=18). The key finding was the black module (n=169 genes), which was strongly correlated with ITS dysbiosis (r=−0.85, padj=0.001) but not with flight status (r=−0.38, p=0.32). This module was classified as microbe-driven, representing a host transcriptional response to fungal community changes that is independent of the direct spaceflight stimulus. GO enrichment of the black module itself was limited — its only significantly enriched term was the cellular component "nucleus" — so it is defined here by its microbe-driven trait association rather than by a specific enriched process; the adventitious-root oxidative-stress program was instead concentrated in the larger turquoise module (see below).</w:t>
+        <w:t>In adventitious roots, WGCNA identified 16 modules plus unassigned genes (power=18). The key finding was the black module (n=169 genes), which was strongly correlated with ITS dysbiosis (r=−0.85, padj=0.001) but not with flight status (r=−0.38, padj=0.32). This module was classified as microbe-driven, representing a host transcriptional response to fungal community changes that is independent of the direct spaceflight stimulus. GO enrichment of the black module itself was limited — its only significantly enriched term was the cellular component "nucleus" — so it is defined here by its microbe-driven trait association rather than by a specific enriched process; the adventitious-root oxidative-stress program was instead concentrated in the larger turquoise module (see below).</w:t>
       </w:r>
     </w:p>
     <w:p>
@@ -658,7 +703,7 @@
       <w:r>
         <w:drawing>
           <wp:inline xmlns:a="http://schemas.openxmlformats.org/drawingml/2006/main" xmlns:pic="http://schemas.openxmlformats.org/drawingml/2006/picture">
-            <wp:extent cx="5760720" cy="6887567"/>
+            <wp:extent cx="5760720" cy="6882378"/>
             <wp:docPr id="8" name="Picture 8"/>
             <wp:cNvGraphicFramePr>
               <a:graphicFrameLocks noChangeAspect="1"/>
@@ -679,7 +724,7 @@
                   <pic:spPr>
                     <a:xfrm>
                       <a:off x="0" y="0"/>
-                      <a:ext cx="5760720" cy="6887567"/>
+                      <a:ext cx="5760720" cy="6882378"/>
                     </a:xfrm>
                     <a:prstGeom prst="rect"/>
                   </pic:spPr>
@@ -698,7 +743,7 @@
         <w:t>*Figure 4 (Leaf).</w:t>
       </w:r>
       <w:r>
-        <w:t xml:space="preserve"> WGCNA module–trait correlations (flight, light, 16S/ITS dysbiosis). Each module is labelled with its dominant GO biology (Table 1); cells show Spearman rho with significance stars.*</w:t>
+        <w:t xml:space="preserve"> WGCNA module–trait correlations (flight, light, 16S/ITS dysbiosis). Each module is labelled with its dominant GO biology (Table 1); cells show Pearson r with significance stars.*</w:t>
       </w:r>
     </w:p>
     <w:p>
@@ -708,7 +753,7 @@
       <w:r>
         <w:drawing>
           <wp:inline xmlns:a="http://schemas.openxmlformats.org/drawingml/2006/main" xmlns:pic="http://schemas.openxmlformats.org/drawingml/2006/picture">
-            <wp:extent cx="5010317" cy="7498079"/>
+            <wp:extent cx="5016969" cy="7498079"/>
             <wp:docPr id="9" name="Picture 9"/>
             <wp:cNvGraphicFramePr>
               <a:graphicFrameLocks noChangeAspect="1"/>
@@ -729,7 +774,7 @@
                   <pic:spPr>
                     <a:xfrm>
                       <a:off x="0" y="0"/>
-                      <a:ext cx="5010317" cy="7498079"/>
+                      <a:ext cx="5016969" cy="7498079"/>
                     </a:xfrm>
                     <a:prstGeom prst="rect"/>
                   </pic:spPr>
@@ -2249,12 +2294,21 @@
     </w:p>
     <w:p>
       <w:r>
-        <w:t>MOFA+ integration of 21 matched leaf samples across three omics views (transcriptome: 2,000 genes; 16S: 348 ASVs; ITS: 77 ASVs) identified 5 factors. Factor 1 was the dominant signal, explaining 48.0% of transcriptome variance, 12.0% of 16S variance, and 3.0% of ITS variance (Fig. 5A). Factor 1 was significantly correlated with flight status (Spearman ρ=−0.76, padj=0.001; Fig. 5B), confirming that spaceflight is the primary axis of coordinated variation across omics layers.</w:t>
+        <w:t xml:space="preserve">MOFA+ integration of 21 matched leaf samples across three omics views (transcriptome: 2,000 genes; 16S: 348 ASVs; ITS: 77 ASVs) identified 5 factors </w:t>
+      </w:r>
+      <w:r>
+        <w:rPr>
+          <w:b/>
+        </w:rPr>
+        <w:t>[TODO: the 16S and ITS views were built from mismatched samples (tissue not matched, columns misordered); the microbiome variance fractions and Factor 2–3 associations need re-running]</w:t>
+      </w:r>
+      <w:r>
+        <w:t>. Factor 1 was the dominant signal, explaining 48.0% of transcriptome variance, 12.0% of 16S variance, and 3.0% of ITS variance (Fig. 5A). Factor 1 was significantly correlated with flight status (Spearman ρ=−0.76, padj=0.001; Fig. 5B), confirming that spaceflight is the primary axis of coordinated variation across omics layers.</w:t>
       </w:r>
     </w:p>
     <w:p>
       <w:r>
-        <w:t>Factor 2 showed a trend toward correlation with 16S dysbiosis (ρ=−0.52, p=0.018, padj=0.089), while Factor 3 trended with both light treatment (ρ=0.52) and ITS dysbiosis (ρ=0.50). The transcriptome contributed the highest-weighted features to all factors, reflecting its greater dimensionality, but microbial features were consistently present in the top weights (Table S8).</w:t>
+        <w:t>Factor 2 showed a trend toward correlation with 16S dysbiosis (ρ=−0.52, p=0.018, padj=0.089), while Factor 3 trended with both light treatment (ρ=0.52) and ITS dysbiosis (ρ=0.50). The transcriptome contributed the highest-weighted features to all factors, reflecting its greater dimensionality, but microbial features were consistently present in the top weights (Fig. S6).</w:t>
       </w:r>
     </w:p>
     <w:p>
@@ -2376,7 +2430,7 @@
         <w:t>Methylobacterium-Methylorubrum</w:t>
       </w:r>
       <w:r>
-        <w:t xml:space="preserve"> (ρ=+0.76, padj=0.001), </w:t>
+        <w:t xml:space="preserve"> (ρ=+0.76, padj=0.003), </w:t>
       </w:r>
       <w:r>
         <w:rPr>
@@ -2422,7 +2476,7 @@
       <w:r>
         <w:drawing>
           <wp:inline xmlns:a="http://schemas.openxmlformats.org/drawingml/2006/main" xmlns:pic="http://schemas.openxmlformats.org/drawingml/2006/picture">
-            <wp:extent cx="5760720" cy="4531368"/>
+            <wp:extent cx="5760720" cy="4528087"/>
             <wp:docPr id="12" name="Picture 12"/>
             <wp:cNvGraphicFramePr>
               <a:graphicFrameLocks noChangeAspect="1"/>
@@ -2443,7 +2497,7 @@
                   <pic:spPr>
                     <a:xfrm>
                       <a:off x="0" y="0"/>
-                      <a:ext cx="5760720" cy="4531368"/>
+                      <a:ext cx="5760720" cy="4528087"/>
                     </a:xfrm>
                     <a:prstGeom prst="rect"/>
                   </pic:spPr>
@@ -2470,12 +2524,12 @@
         <w:pStyle w:val="Heading2"/>
       </w:pPr>
       <w:r>
-        <w:t>Functional prediction reveals nitrogen cycling and methanotrophy</w:t>
+        <w:t>Predicted bacterial functions</w:t>
       </w:r>
     </w:p>
     <w:p>
       <w:r>
-        <w:t xml:space="preserve">FAPROTAX assigned 239 of 348 bacterial ASVs to 29 functional categories (Table S6). The dominant predicted functions were aerobic chemoheterotrophy (787,792 reads, 185 taxa), nitrogen fixation (164,614 reads, 12 taxa), methanotrophy (96,514 reads, 15 taxa), and methanol oxidation (96,687 reads, 15 taxa) (Fig. 7). The methanotrophy and methanol oxidation functions were primarily associated with </w:t>
+        <w:t xml:space="preserve">FAPROTAX assigned bacterial ASVs to 26 functional categories (Table S6). By read count the largest were aerobic chemoheterotrophy (787,792 reads, 185 taxa), nitrogen fixation (164,614 reads, 12 taxa), dark hydrogen oxidation (103,694 reads, 20 taxa), methanol oxidation (96,687 reads, 15 taxa) and methanotrophy (96,514 reads, 15 taxa) (Fig. 7). The methanol oxidation and methanotrophy assignments were primarily </w:t>
       </w:r>
       <w:r>
         <w:rPr>
@@ -2484,7 +2538,16 @@
         <w:t>Methylobacterium-Methylorubrum</w:t>
       </w:r>
       <w:r>
-        <w:t>, the same genus showing the strongest positive correlation with the flight-associated WGCNA module.</w:t>
+        <w:t xml:space="preserve">, the same genus showing the strongest positive correlation with the flight-associated WGCNA module </w:t>
+      </w:r>
+      <w:r>
+        <w:rPr>
+          <w:b/>
+        </w:rPr>
+        <w:t>[TODO: the FAPROTAX collapse misparses three database lines, moving 31 ASVs into spurious categories, and matches taxon names as substrings (*Methylobacterium* is a methylotroph, not a methanotroph); re-run with a corrected parser]</w:t>
+      </w:r>
+      <w:r>
+        <w:t>.</w:t>
       </w:r>
     </w:p>
     <w:p>
@@ -2621,7 +2684,7 @@
     </w:p>
     <w:p>
       <w:r>
-        <w:t>The identification of a microbe-driven WGCNA module in adventitious roots (black module, 169 genes) is perhaps the most significant finding. This module's strong correlation with fungal dysbiosis (r=−0.85) but not with flight status (r=−0.38, p=0.32) indicates that the host transcriptional response in this module is driven by microbial community changes rather than directly by the spaceflight environment. Although the black module's own GO enrichment was limited (its only enriched term was "nucleus"), the broader adventitious-root oxidative-stress program — concentrated in the larger turquoise module — together with the black module's tight coupling to fungal dysbiosis suggests that fungal community restructuring may trigger host defense and redox responses, potentially through oxidative burst signaling.</w:t>
+        <w:t>The identification of a microbe-driven WGCNA module in adventitious roots (black module, 169 genes) is perhaps the most significant finding. This module's strong correlation with fungal dysbiosis (r=−0.85) but not with flight status (r=−0.38, padj=0.32) indicates that the host transcriptional response in this module is driven by microbial community changes rather than directly by the spaceflight environment. Although the black module's own GO enrichment was limited (its only enriched term was "nucleus"), the broader adventitious-root oxidative-stress program — concentrated in the larger turquoise module — together with the black module's tight coupling to fungal dysbiosis suggests that fungal community restructuring may trigger host defense and redox responses, potentially through oxidative burst signaling.</w:t>
       </w:r>
     </w:p>
     <w:p>
@@ -2665,7 +2728,7 @@
     </w:p>
     <w:p>
       <w:r>
-        <w:t>Several limitations should be noted. First, sample sizes are small (n=21 leaf, n=15 root for RNA-seq; n=9–12 per group for microbiome), limiting statistical power. Second, 16S leaf samples had very low bacterial read counts after host DNA removal (median 89 reads), precluding rarefaction and requiring reliance on relative abundance metrics. Third, the ITS dataset had uneven group representation, with some flight groups containing only 1–2 samples. Fourth, MOFA+ warned that Factor 1 may partially capture technical variation (detection rate differences), though the strong biological signal supports its interpretation as a flight factor. Fifth, FAPROTAX functional predictions are based on taxonomy and should be validated with metagenomic or metatcriptomic data. Sixth, the FUNGuild analysis used manual genus-level assignment rather than the full database, reducing assignment confidence. Finally, this study is correlational; causal relationships between host transcription and microbiome changes require experimental validation, ideally in simulated microgravity conditions with microbiome manipulation.</w:t>
+        <w:t>Several limitations should be noted. First, sample sizes are small (n=21 leaf, n=15 root for RNA-seq; n=1–6 per flight × light group for microbiome), limiting statistical power. Second, 16S leaf samples had very low bacterial read counts after host DNA removal (median 89 reads), precluding rarefaction and requiring reliance on relative abundance metrics. Third, the ITS dataset had uneven group representation, with some flight groups containing only 1–2 samples. Fourth, MOFA+ warned that Factor 1 may partially capture technical variation (detection rate differences), though the strong biological signal supports its interpretation as a flight factor. Fifth, FAPROTAX functional predictions are based on taxonomy and should be validated with metagenomic or metatranscriptomic data. Sixth, the FUNGuild analysis used manual genus-level assignment rather than the full database, reducing assignment confidence. Finally, this study is correlational; causal relationships between host transcription and microbiome changes require experimental validation, ideally in simulated microgravity conditions with microbiome manipulation.</w:t>
       </w:r>
     </w:p>
     <w:p>
@@ -2715,7 +2778,7 @@
         <w:t>Figure 2B (16S).</w:t>
       </w:r>
       <w:r>
-        <w:t xml:space="preserve"> Bacterial dysbiosis index (Bray-Curtis displacement from ground centroid); elevated under flight.</w:t>
+        <w:t xml:space="preserve"> Bacterial dysbiosis index (mean Bray-Curtis distance to ground samples, relative to ground-ground distance); elevated under flight.</w:t>
       </w:r>
     </w:p>
     <w:p>
@@ -2757,7 +2820,7 @@
         <w:t>Figure 3B.</w:t>
       </w:r>
       <w:r>
-        <w:t xml:space="preserve"> Leaf Flight-vs-Ground volcano.</w:t>
+        <w:t xml:space="preserve"> Leaf Flight-vs-Ground volcano (flight term of the flight × light model: the flight effect under red-rich light, the reference level).</w:t>
       </w:r>
     </w:p>
     <w:p>
@@ -2771,7 +2834,7 @@
         <w:t>Figure 3C.</w:t>
       </w:r>
       <w:r>
-        <w:t xml:space="preserve"> Adventitious-root Flight-vs-Ground volcano (predominantly upregulation).</w:t>
+        <w:t xml:space="preserve"> Adventitious-root Flight-vs-Ground volcano (flight term at the red-rich reference level; predominantly upregulation).</w:t>
       </w:r>
     </w:p>
     <w:p>
@@ -2785,7 +2848,7 @@
         <w:t>Figure 4 (Leaf).</w:t>
       </w:r>
       <w:r>
-        <w:t xml:space="preserve"> WGCNA module–trait correlations (flight, light, 16S/ITS dysbiosis). Each module is labelled with its dominant GO biology (Table 1); cells show Spearman rho with significance stars.</w:t>
+        <w:t xml:space="preserve"> WGCNA module–trait correlations (flight, light, 16S/ITS dysbiosis). Each module is labelled with its dominant GO biology (Table 1); cells show Pearson r with significance stars.</w:t>
       </w:r>
     </w:p>
     <w:p>

--- a/manuscript_with_figures.docx
+++ b/manuscript_with_figures.docx
@@ -37,7 +37,7 @@
         <w:t>Solanum lycopersicum</w:t>
       </w:r>
       <w:r>
-        <w:t xml:space="preserve"> cv. Red Robin) grown aboard the International Space Station (ISS) as part of the VEG-05 experiment, integrating 16S rRNA and ITS amplicon sequencing (OSD-766) with host transcriptomics (OSD-767) across two tissues (leaf, adventitious root) and two light treatments (red-rich vs. blue-rich LED). DADA2 processing yielded 348 bacterial and 77 fungal ASVs from 142 and 141 samples respectively. Leaf bacterial community composition differed among flight and light groups (PERMANOVA R²=0.42 for the full flight × light model, p=0.001), and flight samples had higher bacterial alpha diversity (Observed ASVs: Flight 17.8–25.8 vs. Ground 10.0–15.2). The spaceflight transcriptional response was strongly light-dependent: under blue light, 4,716 differentially expressed genes (DEGs) were detected in leaves versus only 523 under red light. WGCNA identified a 169-gene adventitious root module correlated with fungal dysbiosis (r=−0.85, padj=0.001) but not with flight status (r=−0.38, padj=0.32), representing a microbe-driven host transcriptional signature independent of the direct spaceflight stimulus. MOFA+ integration across three omics layers confirmed a dominant flight-associated factor (48% transcriptome variance) </w:t>
+        <w:t xml:space="preserve"> cv. Red Robin) grown aboard the International Space Station (ISS) as part of the VEG-05 experiment, integrating 16S rRNA and ITS amplicon sequencing (OSD-766) with host transcriptomics (OSD-767) across two tissues (leaf, adventitious root) and two light treatments (red-rich vs. blue-rich LED). DADA2 processing yielded 348 bacterial and 77 fungal ASVs from 142 and 141 samples respectively. Leaf bacterial community composition differed among flight and light groups (PERMANOVA R²=0.42 for the full flight × light model, p=0.001), and flight samples had higher bacterial alpha diversity (Observed ASVs: Flight 17.8–25.8 vs. Ground 10.0–15.2). The spaceflight transcriptional response was strongly light-dependent: under blue light, 4,716 differentially expressed genes (DEGs) were detected in leaves versus only 523 under red light. WGCNA identified a 169-gene adventitious root module correlated with fungal dysbiosis (r=−0.85, padj=0.009) but not with flight status (r=−0.38, padj=0.32), representing a microbe-driven host transcriptional signature independent of the direct spaceflight stimulus. MOFA+ integration across three omics layers confirmed a dominant flight-associated factor (48% transcriptome variance) </w:t>
       </w:r>
       <w:r>
         <w:rPr>
@@ -175,7 +175,7 @@
     </w:p>
     <w:p>
       <w:r>
-        <w:t>RNA-seq count matrices were analyzed with DESeq2 [12] separately for leaf (21 samples) and adventitious root (15 samples; Table S1). The design model included flight status, light treatment, and their interaction. Log-fold changes were shrunk with apeglm [13] for main effects and ashr [14] for subset contrasts. DEGs were defined as padj &lt; 0.05 and |log2FC| ≥ 1.</w:t>
+        <w:t>RNA-seq count matrices were analyzed with DESeq2 [12] separately for leaf (21 samples) and adventitious root (15 samples; Table S1). The design model included flight status, light treatment, and their interaction. Each main effect is the effect of one factor averaged over both levels of the other. Log-fold changes were shrunk with ashr [14] for the main effects and the within-light contrasts, and with apeglm [13] for the interaction term. DEGs were defined as padj &lt; 0.05 and |log2FC| ≥ 1.</w:t>
       </w:r>
     </w:p>
     <w:p>
@@ -201,7 +201,7 @@
     </w:p>
     <w:p>
       <w:r>
-        <w:t>WGCNA [7] was applied to variance-stabilized transcriptome data for each tissue separately. Soft-thresholding powers were selected to maximize scale-free fit (Leaf: power=20, R²=0.72; Adv-Root: power=18, R²=0.69). Module eigengenes were correlated (Pearson) with flight status, light treatment, and 16S/ITS dysbiosis indices. Hub genes were the 10 genes with the highest module membership (kME) in each module (all kME ≥ 0.86).</w:t>
+        <w:t>WGCNA [7] was applied to variance-stabilized transcriptome data for each tissue separately. Soft-thresholding powers were selected to maximize scale-free fit (Leaf: power=20, R²=0.72; Adv-Root: power=18, R²=0.69). Module eigengenes were correlated (Pearson) with flight status, light treatment, and the 16S/ITS dysbiosis indices of the same plant and tissue. A ground sample's index is its mean Bray-Curtis distance to the other ground samples of its compartment, over the same denominator, so ground indices average 1. Dysbiosis indices exist for 21 (16S) and 18 (ITS) of the 21 leaf samples and for 15 and 12 of the 15 adventitious-root samples; each correlation's p-value uses that number of samples. Hub genes were the 10 genes with the highest module membership (kME) in each module (all kME ≥ 0.86).</w:t>
       </w:r>
     </w:p>
     <w:p>
@@ -506,12 +506,12 @@
     </w:p>
     <w:p>
       <w:r>
-        <w:t>DESeq2 analysis revealed a pronounced interaction between spaceflight and light quality (Table S2). In leaves, the flight term of the flight × light model, which estimates the flight effect under red-rich light (the reference level), gave 757 DEGs (404 up, 353 down; Fig. 3B). Separate models within each light treatment gave 4,716 DEGs under blue-rich light and 523 under red-rich light (Fig. 3); the two red-rich estimates differ because they come from different models. The formal interaction term identified 3,189 DEGs, confirming that the transcriptional response to spaceflight is strongly modulated by light quality.</w:t>
+        <w:t>DESeq2 analysis revealed a pronounced interaction between spaceflight and light quality (Table S2). In leaves, the flight main effect (the flight effect averaged over the two light treatments) gave 2,683 DEGs (1,368 up, 1,315 down; Fig. 3B). Separate models within each light treatment gave 4,716 DEGs under blue-rich light and 523 under red-rich light (Fig. 3). The formal interaction term identified 3,189 DEGs, confirming that the transcriptional response to spaceflight is strongly modulated by light quality.</w:t>
       </w:r>
     </w:p>
     <w:p>
       <w:r>
-        <w:t>In adventitious roots, the flight term (red-rich reference level) was predominantly upregulation (896 DEGs: 783 up, 113 down, 87% upregulated; Fig. 3C), suggesting activation of stress response pathways. The interaction was minimal (6 DEGs after shrinkage), indicating that the root transcriptional response to spaceflight is less light-dependent than the leaf response.</w:t>
+        <w:t>In adventitious roots, the flight main effect was predominantly upregulation (1,501 DEGs: 1,245 up, 256 down, 83% upregulated; Fig. 3C), suggesting activation of stress response pathways. The interaction was minimal (6 DEGs after shrinkage), indicating that the root transcriptional response to spaceflight is less light-dependent than the leaf response.</w:t>
       </w:r>
     </w:p>
     <w:p>
@@ -611,7 +611,7 @@
         <w:t>*Figure 3B.</w:t>
       </w:r>
       <w:r>
-        <w:t xml:space="preserve"> Leaf Flight-vs-Ground volcano (flight term of the flight × light model: the flight effect under red-rich light, the reference level).*</w:t>
+        <w:t xml:space="preserve"> Leaf Flight-vs-Ground volcano (flight main effect of the flight × light model: the flight effect averaged over the two light treatments).*</w:t>
       </w:r>
     </w:p>
     <w:p>
@@ -661,7 +661,7 @@
         <w:t>*Figure 3C.</w:t>
       </w:r>
       <w:r>
-        <w:t xml:space="preserve"> Adventitious-root Flight-vs-Ground volcano (flight term at the red-rich reference level; predominantly upregulation).*</w:t>
+        <w:t xml:space="preserve"> Adventitious-root Flight-vs-Ground volcano (flight main effect, averaged over the two light treatments; predominantly upregulation).*</w:t>
       </w:r>
     </w:p>
     <w:p>
@@ -674,21 +674,12 @@
     </w:p>
     <w:p>
       <w:r>
-        <w:t xml:space="preserve">WGCNA of the leaf transcriptome identified 12 modules plus unassigned genes (power=20; Fig. 4), with the turquoise module (n=2,037 genes) showing the strongest flight correlation (r=+0.73, padj=0.001) and the blue module (n=1,012) showing the strongest anti-correlation (r=−0.79, padj=3×10⁻⁴). Four leaf modules were classified as co-regulated (correlated with both flight and dysbiosis), reflecting the intertwined nature of environmental and microbial signals (Table S5) </w:t>
-      </w:r>
-      <w:r>
-        <w:rPr>
-          <w:b/>
-        </w:rPr>
-        <w:t>[TODO: Table S5 was built from an earlier correlation table; re-derive]</w:t>
-      </w:r>
-      <w:r>
-        <w:t>.</w:t>
+        <w:t>WGCNA of the leaf transcriptome identified 12 modules plus unassigned genes (power=20; Fig. 4), with the turquoise module (n=2,037 genes) showing the strongest flight correlation (r=+0.73, padj=0.001) and the blue module (n=1,012) showing the strongest anti-correlation (r=−0.79, padj=3×10⁻⁴). Four leaf modules were classified as co-regulated (correlated with both flight and dysbiosis), reflecting the intertwined nature of environmental and microbial signals (Table S5).</w:t>
       </w:r>
     </w:p>
     <w:p>
       <w:r>
-        <w:t>In adventitious roots, WGCNA identified 16 modules plus unassigned genes (power=18). The key finding was the black module (n=169 genes), which was strongly correlated with ITS dysbiosis (r=−0.85, padj=0.001) but not with flight status (r=−0.38, padj=0.32). This module was classified as microbe-driven, representing a host transcriptional response to fungal community changes that is independent of the direct spaceflight stimulus. GO enrichment of the black module itself was limited — its only significantly enriched term was the cellular component "nucleus" — so it is defined here by its microbe-driven trait association rather than by a specific enriched process; the adventitious-root oxidative-stress program was instead concentrated in the larger turquoise module (see below).</w:t>
+        <w:t>In adventitious roots, WGCNA identified 16 modules plus unassigned genes (power=18). The key finding was the black module (n=169 genes), which was strongly correlated with ITS dysbiosis (r=−0.85, padj=0.009, 12 plants) but not with flight status (r=−0.38, padj=0.32). The correlation holds within flight plants (r=−0.87, n=6) and within ground plants (r=−0.75, n=6), although the ITS dysbiosis index is itself higher in flight (r=0.70 with flight status). The green module (n=287; ITS r=−0.72, padj=0.044) was also classified as microbe-driven, and the turquoise module as co-regulated (flight r=+0.72; ITS r=+0.74, padj=0.044). The black module was classified as microbe-driven, representing a host transcriptional response to fungal community changes that is independent of the direct spaceflight stimulus. GO enrichment of the black module itself was limited — its only significantly enriched term was the cellular component "nucleus" — so it is defined here by its microbe-driven trait association rather than by a specific enriched process; the adventitious-root oxidative-stress program was instead concentrated in the larger turquoise module (see below).</w:t>
       </w:r>
     </w:p>
     <w:p>
@@ -2820,7 +2811,7 @@
         <w:t>Figure 3B.</w:t>
       </w:r>
       <w:r>
-        <w:t xml:space="preserve"> Leaf Flight-vs-Ground volcano (flight term of the flight × light model: the flight effect under red-rich light, the reference level).</w:t>
+        <w:t xml:space="preserve"> Leaf Flight-vs-Ground volcano (flight main effect of the flight × light model: the flight effect averaged over the two light treatments).</w:t>
       </w:r>
     </w:p>
     <w:p>
@@ -2834,7 +2825,7 @@
         <w:t>Figure 3C.</w:t>
       </w:r>
       <w:r>
-        <w:t xml:space="preserve"> Adventitious-root Flight-vs-Ground volcano (flight term at the red-rich reference level; predominantly upregulation).</w:t>
+        <w:t xml:space="preserve"> Adventitious-root Flight-vs-Ground volcano (flight main effect, averaged over the two light treatments; predominantly upregulation).</w:t>
       </w:r>
     </w:p>
     <w:p>

--- a/manuscript_with_figures.docx
+++ b/manuscript_with_figures.docx
@@ -37,16 +37,7 @@
         <w:t>Solanum lycopersicum</w:t>
       </w:r>
       <w:r>
-        <w:t xml:space="preserve"> cv. Red Robin) grown aboard the International Space Station (ISS) as part of the VEG-05 experiment, integrating 16S rRNA and ITS amplicon sequencing (OSD-766) with host transcriptomics (OSD-767) across two tissues (leaf, adventitious root) and two light treatments (red-rich vs. blue-rich LED). DADA2 processing yielded 348 bacterial and 77 fungal ASVs from 142 and 141 samples respectively. Leaf bacterial community composition differed among flight and light groups (PERMANOVA R²=0.42 for the full flight × light model, p=0.001), and flight samples had higher bacterial alpha diversity (Observed ASVs: Flight 17.8–25.8 vs. Ground 10.0–15.2). The spaceflight transcriptional response was strongly light-dependent: under blue light, 4,716 differentially expressed genes (DEGs) were detected in leaves versus only 523 under red light. WGCNA identified a 169-gene adventitious root module correlated with fungal dysbiosis (r=−0.85, padj=0.009) but not with flight status (r=−0.38, padj=0.32), representing a microbe-driven host transcriptional signature independent of the direct spaceflight stimulus. MOFA+ integration across three omics layers confirmed a dominant flight-associated factor (48% transcriptome variance) </w:t>
-      </w:r>
-      <w:r>
-        <w:rPr>
-          <w:b/>
-        </w:rPr>
-        <w:t>[TODO: the MOFA+ microbiome views were built from mismatched samples; re-run before comparing bacterial and fungal responses]</w:t>
-      </w:r>
-      <w:r>
-        <w:t>. The most abundant FAPROTAX-predicted bacterial functions were aerobic chemoheterotrophy, nitrogen fixation, dark hydrogen oxidation and methanol oxidation. These findings demonstrate that spaceflight restructures plant-associated microbiomes in a tissue- and light-specific manner, with implications for crop production systems in long-duration space missions.</w:t>
+        <w:t xml:space="preserve"> cv. Red Robin) grown aboard the International Space Station (ISS) as part of the VEG-05 experiment, integrating 16S rRNA and ITS amplicon sequencing (OSD-766) with host transcriptomics (OSD-767) across two tissues (leaf, adventitious root) and two light treatments (red-rich vs. blue-rich LED). DADA2 processing yielded 348 bacterial and 78 fungal ASVs from 142 and 141 samples respectively. Spaceflight accounted for 28% of the variation in leaf bacterial community composition (PERMANOVA, p=0.001), and flight samples had higher bacterial alpha diversity (Observed ASVs: Flight 17.8–25.8 vs. Ground 10.0–15.2). The spaceflight transcriptional response was strongly light-dependent: under blue light, 4,716 differentially expressed genes (DEGs) were detected in leaves versus only 523 under red light. WGCNA identified a 169-gene adventitious root module correlated with fungal dysbiosis (r=−0.85, padj=0.009) but not with flight status (r=−0.38, padj=0.32), representing a microbe-driven host transcriptional signature independent of the direct spaceflight stimulus. MOFA+ integration of 18 leaf samples across three omics layers found a dominant flight-associated factor (44% of transcriptome variance). The most abundant FAPROTAX-predicted bacterial functions were (aerobic) chemoheterotrophy, nitrogen fixation and ureolysis. These findings demonstrate that spaceflight restructures plant-associated microbiomes in a tissue- and light-specific manner, with implications for crop production systems in long-duration space missions.</w:t>
       </w:r>
     </w:p>
     <w:p>
@@ -149,7 +140,7 @@
     </w:p>
     <w:p>
       <w:r>
-        <w:t>Raw sequencing data and metadata were obtained from NASA's Open Science Data Repository (OSDR): OSD-766 (microbiome amplicon sequencing [3]) and OSD-767 (host RNA-seq [23]). The VEG-05 experiment grew tomato cv. Red Robin aboard the ISS under red-rich (90% red:10% blue) or blue-rich (50% red:50% blue) LED lighting, with ground controls at Kennedy Space Center. Metadata were parsed from ISA-Tab format, and a crosswalk table linking microbiome and RNA-seq samples by plant ID, flight status, light treatment, and tissue was constructed.</w:t>
+        <w:t>Raw sequencing data and metadata were obtained from NASA's Open Science Data Repository (OSDR): OSD-766 (microbiome amplicon sequencing [3]) and OSD-767 (host RNA-seq [23]). The VEG-05 experiment grew tomato cv. Red Robin aboard the ISS under red-rich (90% red:10% blue) or blue-rich (50% red:50% blue) LED lighting, with ground controls at Kennedy Space Center. Metadata were parsed from ISA-Tab format, and a crosswalk table linking microbiome and RNA-seq samples by plant ID, flight status, light treatment, and tissue was constructed. OSD-766 labels the adventitious-root samples of ground plants SN02, SN04 and SN05 blue-rich, whereas it labels those plants' leaf samples red-rich and OSD-767 names their root RNA-seq samples Red; these three samples were treated as red-rich.</w:t>
       </w:r>
     </w:p>
     <w:p>
@@ -162,7 +153,7 @@
     </w:p>
     <w:p>
       <w:r>
-        <w:t>16S rRNA (V4 region, 515F/806R primers) and ITS2 (ITS3F/ITS4 primers) reads were processed using DADA2 v1.34.0 [8] in R. For 16S, primers were already removed; reads were truncated at 240 bp (R1) and 160 bp (R2) with maxEE=2, length-filtered to 200–260 bp, and pooled for denoising. Taxonomy was assigned against SILVA 138.1 [9]. Chloroplast and mitochondrial ASVs were removed prior to community analysis. For ITS, primers were removed with cutadapt [10]; R2 reads were truncated at 180 bp due to quality degradation; taxonomy was assigned against UNITE v7 (October 2017) [11].</w:t>
+        <w:t>16S rRNA (V4 region, 515F/806R primers) and ITS2 (ITS3F/ITS4 primers) reads were processed using DADA2 v1.40.0 [8] in R. For 16S, primers were already removed; reads were truncated at 240 bp (R1) and 160 bp (R2) with maxEE=2, length-filtered to 200–260 bp, and pooled for denoising. Taxonomy was assigned against SILVA 138.1 [9]. Chloroplast and mitochondrial ASVs were removed prior to community analysis. For ITS, primers were removed with cutadapt [10]; R2 reads were truncated at 180 bp due to quality degradation; taxonomy was assigned against the UNITE v7.2 QIIME release (1 December 2017, 99% clusters) [11]. Taxonomy was assigned with a fixed random seed and DADA2's default 50% bootstrap threshold.</w:t>
       </w:r>
     </w:p>
     <w:p>
@@ -188,7 +179,7 @@
     </w:p>
     <w:p>
       <w:r>
-        <w:t>Alpha diversity (Observed ASVs, Shannon index) was computed on unfiltered data using phyloseq [15]. Beta diversity was assessed via Bray-Curtis dissimilarity and PERMANOVA (999 permutations) using vegan [16]. A dysbiosis index was calculated for each flight sample as its mean Bray-Curtis distance to all ground samples of the same compartment (both light treatments), divided by the mean pairwise distance among those ground samples. Differential abundance testing used ALDEx2 [17] with 128 Monte Carlo instances, requiring both a Benjamini–Hochberg-adjusted Welch p &lt; 0.05 and |effect size| &gt; 1; positive effects are higher in flight.</w:t>
+        <w:t>Alpha diversity (Observed ASVs, Shannon index) was computed on unfiltered data using phyloseq [15]. Beta diversity was assessed via Bray-Curtis dissimilarity and PERMANOVA (999 permutations; terms added sequentially: flight, light, flight × light) using vegan [16]. A dysbiosis index was calculated for each flight sample as its mean Bray-Curtis distance to all ground samples of the same compartment (both light treatments), divided by the mean pairwise distance among those ground samples. Differential abundance testing used ALDEx2 [17] with 128 Monte Carlo instances, requiring both a Benjamini–Hochberg-adjusted Welch p &lt; 0.05 and |effect size| &gt; 1; positive effects are higher in flight.</w:t>
       </w:r>
     </w:p>
     <w:p>
@@ -214,7 +205,7 @@
     </w:p>
     <w:p>
       <w:r>
-        <w:t>MOFA2 [6] was trained on 21 leaf samples with matched data across three views: transcriptome (2,000 most variable genes), 16S (348 ASVs), and ITS (77 ASVs). The model was trained with 5 factors and default priors. Factor-trait correlations were computed using Spearman's rank correlation with BH correction.</w:t>
+        <w:t>MOFA2 [6] was trained on the 18 leaf samples with RNA-seq, 16S and ITS data from the same leaf, in three views: transcriptome (2,000 most variable genes), 16S (the 101 bacterial ASVs detected in those samples), and ITS (40 fungal ASVs). The model was trained with 5 factors and default priors. Factor-trait correlations were computed using Spearman's rank correlation with BH correction.</w:t>
       </w:r>
     </w:p>
     <w:p>
@@ -240,7 +231,7 @@
     </w:p>
     <w:p>
       <w:r>
-        <w:t>Bacterial functional profiles were predicted using FAPROTAX v1.2 [19] with a custom Python implementation of the collapse algorithm. Fungal ecological guilds were assigned using genus-level lookup tables based on FUNGuild [20] categories.</w:t>
+        <w:t>Bacterial functional profiles were predicted for the 348 bacterial ASVs using FAPROTAX 1.2.12 [19] and its collapse_table.py with default settings (whole-word taxon matching). Fungal ecological guilds were assigned using genus-level lookup tables based on FUNGuild [20] categories.</w:t>
       </w:r>
     </w:p>
     <w:p>
@@ -274,21 +265,12 @@
     </w:p>
     <w:p>
       <w:r>
-        <w:t>DADA2 processing of 16S rRNA reads yielded 544 ASVs from 142 samples (3,558,814 non-chimeric reads, 89.8% retention). After removing chloroplast (38.9% of reads) and mitochondrial (21.5%) sequences, 348 bacterial ASVs remained. ITS processing yielded 77 fungal ASVs from 141 samples (160,316 reads, 15.8% retention).</w:t>
+        <w:t>DADA2 processing of 16S rRNA reads yielded 544 ASVs from 142 samples (3,558,814 non-chimeric reads, 89.8% retention). After removing chloroplast (38.9% of reads) and mitochondrial (21.5%) sequences, 348 bacterial ASVs remained. ITS processing yielded 78 fungal ASVs (156,102 reads, 15.4% of primer-trimmed reads); 121 of the 141 samples retained reads.</w:t>
       </w:r>
     </w:p>
     <w:p>
       <w:r>
-        <w:t xml:space="preserve">Bacterial community composition differed among flight and light groups in leaves (PERMANOVA, full flight × light model: R²=0.42, F=4.02, p=0.001, n=21) and adventitious roots (R²=0.33, F=2.93, p=0.001, n=15; Table S4). These R² values are for the whole model, not for spaceflight alone </w:t>
-      </w:r>
-      <w:r>
-        <w:rPr>
-          <w:b/>
-        </w:rPr>
-        <w:t>[TODO: term-wise PERMANOVA]</w:t>
-      </w:r>
-      <w:r>
-        <w:t>. In leaves, bacterial alpha diversity was higher in flight samples: Observed ASVs ranged from 17.8–25.8 in flight versus 10.0–15.2 in ground controls (Fig. 2A; Table S3). The Shannon index showed a similar pattern, with flight blue-light samples reaching 2.18 versus 0.80 in ground blue-light controls.</w:t>
+        <w:t>Spaceflight changed bacterial community composition in leaves (PERMANOVA flight term: R²=0.28, F=8.24, p=0.001, n=21) and adventitious roots (R²=0.29, F=5.90, p=0.001, n=15; Table S4). Light quality had no significant main effect in either tissue, but the flight × light interaction did (leaf R²=0.11, p=0.035; root R²=0.11, p=0.027). In leaves, bacterial alpha diversity was higher in flight samples: Observed ASVs ranged from 17.8–25.8 in flight versus 10.0–15.2 in ground controls (Fig. 2A; Table S3). The Shannon index showed a similar pattern, with flight blue-light samples reaching 2.18 versus 0.80 in ground blue-light controls.</w:t>
       </w:r>
     </w:p>
     <w:p>
@@ -343,7 +325,7 @@
     </w:p>
     <w:p>
       <w:r>
-        <w:t>The dysbiosis index quantified community displacement relative to ground controls. Leaf bacterial communities showed a 2.06-fold increase in dysbiosis during flight (2.06 ± 0.99 vs. 1.00 ± 0.47, Fig. 2B). Fungal communities showed even greater displacement (ITS leaf: 3.64 ± 2.78 vs. 1.00 ± 0.24), though the PERMANOVA model was not significant (model R²=0.45, p=0.054). Adventitious root fungal community composition also differed among groups (model R²=0.65, F=8.19, p=0.001).</w:t>
+        <w:t>The dysbiosis index quantified community displacement relative to ground controls. Leaf bacterial communities showed a 2.06-fold increase in dysbiosis during flight (2.06 ± 0.99 vs. 1.00 ± 0.47, Fig. 2B). Fungal communities showed even greater displacement (ITS leaf: 3.69 ± 2.78 vs. 1.00 ± 0.22), and spaceflight changed leaf fungal composition (flight term R²=0.36, F=9.35, p=0.007, n=18). Adventitious root fungal community composition differed by flight (R²=0.40, F=13.1, p=0.001), light (R²=0.19, p=0.005) and their interaction (R²=0.16, p=0.006; n=12).</w:t>
       </w:r>
     </w:p>
     <w:p>
@@ -448,7 +430,7 @@
     </w:p>
     <w:p>
       <w:r>
-        <w:t xml:space="preserve">ALDEx2 identified few taxa with significant differential abundance under the conservative dual criterion (BH-adjusted p &lt; 0.05 and |effect| &gt; 1), all of them more abundant in flight. In leaf 16S, </w:t>
+        <w:t xml:space="preserve">ALDEx2 identified few taxa with significant differential abundance under the conservative dual criterion (BH-adjusted p &lt; 0.05 and |effect| &gt; 1), all of them more abundant in flight. In leaf 16S, an Erwiniaceae ASV (ASV024; assigned to </w:t>
       </w:r>
       <w:r>
         <w:rPr>
@@ -457,7 +439,7 @@
         <w:t>Pantoea</w:t>
       </w:r>
       <w:r>
-        <w:t xml:space="preserve"> (ASV024) was enriched in flight (effect=+1.10). In ITS, </w:t>
+        <w:t xml:space="preserve"> with 49% bootstrap support, just below the 50% threshold) was enriched in flight (effect=+1.10). In ITS, </w:t>
       </w:r>
       <w:r>
         <w:rPr>
@@ -466,16 +448,7 @@
         <w:t>Penicillium citrinum</w:t>
       </w:r>
       <w:r>
-        <w:t xml:space="preserve"> (ASV003) was enriched in flight leaves (effect=+1.82). In adventitious roots, </w:t>
-      </w:r>
-      <w:r>
-        <w:rPr>
-          <w:i/>
-        </w:rPr>
-        <w:t>Fusarium solani</w:t>
-      </w:r>
-      <w:r>
-        <w:t xml:space="preserve"> (ITS ASV006; effect=+1.82) and three bacterial taxa (16S ASV004, </w:t>
+        <w:t xml:space="preserve"> (ASV003) was enriched in flight leaves (effect=+1.90). In adventitious roots, three bacterial taxa (16S ASV004, </w:t>
       </w:r>
       <w:r>
         <w:rPr>
@@ -493,7 +466,16 @@
         <w:t>Dyadobacter</w:t>
       </w:r>
       <w:r>
-        <w:t>, +2.22) were enriched in flight.</w:t>
+        <w:t xml:space="preserve">, +2.22) were enriched in flight. A </w:t>
+      </w:r>
+      <w:r>
+        <w:rPr>
+          <w:i/>
+        </w:rPr>
+        <w:t>Fusarium</w:t>
+      </w:r>
+      <w:r>
+        <w:t xml:space="preserve"> ASV (ITS ASV006) had a similar effect in roots (+1.91) but did not pass the threshold (BH-adjusted p=0.053).</w:t>
       </w:r>
     </w:p>
     <w:p>
@@ -2285,21 +2267,12 @@
     </w:p>
     <w:p>
       <w:r>
-        <w:t xml:space="preserve">MOFA+ integration of 21 matched leaf samples across three omics views (transcriptome: 2,000 genes; 16S: 348 ASVs; ITS: 77 ASVs) identified 5 factors </w:t>
-      </w:r>
-      <w:r>
-        <w:rPr>
-          <w:b/>
-        </w:rPr>
-        <w:t>[TODO: the 16S and ITS views were built from mismatched samples (tissue not matched, columns misordered); the microbiome variance fractions and Factor 2–3 associations need re-running]</w:t>
-      </w:r>
-      <w:r>
-        <w:t>. Factor 1 was the dominant signal, explaining 48.0% of transcriptome variance, 12.0% of 16S variance, and 3.0% of ITS variance (Fig. 5A). Factor 1 was significantly correlated with flight status (Spearman ρ=−0.76, padj=0.001; Fig. 5B), confirming that spaceflight is the primary axis of coordinated variation across omics layers.</w:t>
+        <w:t>MOFA+ integration of the 18 leaf samples with RNA-seq, 16S and ITS data from the same leaf (transcriptome: 2,000 genes; 16S: 101 ASVs; ITS: 40 ASVs) identified 5 factors. Factor 1 was the dominant signal, explaining 44.4% of transcriptome variance, 9.0% of 16S variance, and 7.0% of ITS variance (Fig. 5A). Factor 1 was significantly correlated with flight status (Spearman ρ=−0.68, padj=0.037; Fig. 5B) and nearly as strongly with light treatment (ρ=+0.63, padj=0.053); flight and light are partly confounded in these samples, because only one flight blue-light leaf has ITS data.</w:t>
       </w:r>
     </w:p>
     <w:p>
       <w:r>
-        <w:t>Factor 2 showed a trend toward correlation with 16S dysbiosis (ρ=−0.52, p=0.018, padj=0.089), while Factor 3 trended with both light treatment (ρ=0.52) and ITS dysbiosis (ρ=0.50). The transcriptome contributed the highest-weighted features to all factors, reflecting its greater dimensionality, but microbial features were consistently present in the top weights (Fig. S6).</w:t>
+        <w:t>Factor 3 trended with 16S dysbiosis (ρ=−0.61, p=0.008, padj=0.053); no other factor–trait correlation had padj &lt; 0.1. The transcriptome contributed the highest-weighted features to Factors 1–4 and 16S ASVs to Factor 5 (Fig. S6).</w:t>
       </w:r>
     </w:p>
     <w:p>
@@ -2399,7 +2372,7 @@
         <w:t>*Figure 5B.</w:t>
       </w:r>
       <w:r>
-        <w:t xml:space="preserve"> MOFA+ factor–trait correlations; Factor 1 captures flight (ρ=−0.76).*</w:t>
+        <w:t xml:space="preserve"> MOFA+ factor–trait correlations; Factor 1 captures flight (ρ=−0.68).*</w:t>
       </w:r>
     </w:p>
     <w:p>
@@ -2412,7 +2385,16 @@
     </w:p>
     <w:p>
       <w:r>
-        <w:t xml:space="preserve">Bipartite correlation networks identified 29 significant module-taxon relationships (BH padj &lt; 0.05), predominantly in leaf 16S (28 of 29; Fig. 6; Table S9). The flight-associated turquoise module positively correlated with </w:t>
+        <w:t xml:space="preserve">Bipartite correlation networks identified 31 significant module-taxon relationships (BH padj &lt; 0.05), predominantly in leaf 16S (28 of 31; Fig. 6; Table S9). The other three link adventitious-root modules to fungal ASVs, two of them to a </w:t>
+      </w:r>
+      <w:r>
+        <w:rPr>
+          <w:i/>
+        </w:rPr>
+        <w:t>Fusarium</w:t>
+      </w:r>
+      <w:r>
+        <w:t xml:space="preserve"> ASV (ITS ASV006; blue module ρ=−0.93, turquoise ρ=+0.91). The flight-associated turquoise module positively correlated with </w:t>
       </w:r>
       <w:r>
         <w:rPr>
@@ -2439,16 +2421,7 @@
         <w:t>Azospirillum</w:t>
       </w:r>
       <w:r>
-        <w:t xml:space="preserve"> (ρ=+0.68, padj=0.012) — all genera associated with plant growth promotion and nitrogen fixation. The anti-correlated blue module showed the inverse pattern with these same taxa. The brown module correlated negatively with </w:t>
-      </w:r>
-      <w:r>
-        <w:rPr>
-          <w:i/>
-        </w:rPr>
-        <w:t>Pantoea</w:t>
-      </w:r>
-      <w:r>
-        <w:t xml:space="preserve"> (ρ=−0.79, padj=0.003) and </w:t>
+        <w:t xml:space="preserve"> (ρ=+0.68, padj=0.012) — all genera associated with plant growth promotion and nitrogen fixation. The anti-correlated blue module showed the inverse pattern with these same taxa. The brown module correlated negatively with the flight-enriched Erwiniaceae ASV (ASV024; ρ=−0.79, padj=0.003) and </w:t>
       </w:r>
       <w:r>
         <w:rPr>
@@ -2520,7 +2493,7 @@
     </w:p>
     <w:p>
       <w:r>
-        <w:t xml:space="preserve">FAPROTAX assigned bacterial ASVs to 26 functional categories (Table S6). By read count the largest were aerobic chemoheterotrophy (787,792 reads, 185 taxa), nitrogen fixation (164,614 reads, 12 taxa), dark hydrogen oxidation (103,694 reads, 20 taxa), methanol oxidation (96,687 reads, 15 taxa) and methanotrophy (96,514 reads, 15 taxa) (Fig. 7). The methanol oxidation and methanotrophy assignments were primarily </w:t>
+        <w:t xml:space="preserve">FAPROTAX assigned 185 of the 348 bacterial ASVs to 44 functional groups (Table S6). By read count the largest were chemoheterotrophy (379,596 reads, 160 ASVs) and its subset aerobic chemoheterotrophy (377,996 reads, 144 ASVs), nitrogen fixation (166,177 reads, 14 ASVs) and ureolysis (139,142 reads, 17 ASVs) (Fig. 7). FAPROTAX matches whole taxon names, so the 14 ASVs of SILVA's merged genus </w:t>
       </w:r>
       <w:r>
         <w:rPr>
@@ -2529,16 +2502,7 @@
         <w:t>Methylobacterium-Methylorubrum</w:t>
       </w:r>
       <w:r>
-        <w:t xml:space="preserve">, the same genus showing the strongest positive correlation with the flight-associated WGCNA module </w:t>
-      </w:r>
-      <w:r>
-        <w:rPr>
-          <w:b/>
-        </w:rPr>
-        <w:t>[TODO: the FAPROTAX collapse misparses three database lines, moving 31 ASVs into spurious categories, and matches taxon names as substrings (*Methylobacterium* is a methylotroph, not a methanotroph); re-run with a corrected parser]</w:t>
-      </w:r>
-      <w:r>
-        <w:t>.</w:t>
+        <w:t>, the genus most strongly correlated with the flight-associated turquoise module, received no function. Treating the hyphenated name as separate words adds all 14 to methanol oxidation and methylotrophy (methanol oxidation then totals 96,687 reads), but not to methanotrophy.</w:t>
       </w:r>
     </w:p>
     <w:p>
@@ -2620,7 +2584,7 @@
         <w:t>*Figure 7.</w:t>
       </w:r>
       <w:r>
-        <w:t xml:space="preserve"> FAPROTAX predicted bacterial functions (aerobic chemoheterotrophy, N fixation, methanotrophy, methanol oxidation).*</w:t>
+        <w:t xml:space="preserve"> FAPROTAX predicted bacterial functions (FAPROTAX 1.2.12; the 15 largest groups by read count: chemoheterotrophy, nitrogen fixation, ureolysis and others).*</w:t>
       </w:r>
     </w:p>
     <w:p>
@@ -2633,7 +2597,7 @@
     </w:p>
     <w:p>
       <w:r>
-        <w:t>This study presents the first integrated multi-omics analysis of plant-microbiome interactions in the ISS VEG-05 experiment. Our findings reveal three key insights: (1) spaceflight restructures leaf bacterial communities more than fungal communities, with increased alpha diversity in flight; (2) the host transcriptional response to spaceflight is strongly light-dependent, particularly in leaves; and (3) a subset of host genes responds to microbial community changes independently of the direct spaceflight stimulus, providing evidence for microbe-driven host regulation.</w:t>
+        <w:t>This study presents the first integrated multi-omics analysis of plant-microbiome interactions in the ISS VEG-05 experiment. Our findings reveal three key insights: (1) spaceflight restructures both the bacterial and the fungal communities of leaves, with increased bacterial alpha diversity in flight; (2) the host transcriptional response to spaceflight is strongly light-dependent, particularly in leaves; and (3) a subset of host genes responds to microbial community changes independently of the direct spaceflight stimulus, providing evidence for microbe-driven host regulation.</w:t>
       </w:r>
     </w:p>
     <w:p>
@@ -2719,7 +2683,7 @@
     </w:p>
     <w:p>
       <w:r>
-        <w:t>Several limitations should be noted. First, sample sizes are small (n=21 leaf, n=15 root for RNA-seq; n=1–6 per flight × light group for microbiome), limiting statistical power. Second, 16S leaf samples had very low bacterial read counts after host DNA removal (median 89 reads), precluding rarefaction and requiring reliance on relative abundance metrics. Third, the ITS dataset had uneven group representation, with some flight groups containing only 1–2 samples. Fourth, MOFA+ warned that Factor 1 may partially capture technical variation (detection rate differences), though the strong biological signal supports its interpretation as a flight factor. Fifth, FAPROTAX functional predictions are based on taxonomy and should be validated with metagenomic or metatranscriptomic data. Sixth, the FUNGuild analysis used manual genus-level assignment rather than the full database, reducing assignment confidence. Finally, this study is correlational; causal relationships between host transcription and microbiome changes require experimental validation, ideally in simulated microgravity conditions with microbiome manipulation.</w:t>
+        <w:t>Several limitations should be noted. First, sample sizes are small (n=21 leaf, n=15 root for RNA-seq; n=1–6 per flight × light group for microbiome), limiting statistical power. Second, 16S leaf samples had very low bacterial read counts after host DNA removal (median 89 reads), precluding rarefaction and requiring reliance on relative abundance metrics. Third, the ITS dataset had uneven group representation, with some flight groups containing only 1–2 samples, and two flight adventitious-root samples retained a single ITS read each. Fourth, MOFA+ warned that Factor 1 may partially capture technical variation (detection rate differences), though the strong biological signal supports its interpretation as a flight factor. Fifth, FAPROTAX functional predictions are based on taxonomy and should be validated with metagenomic or metatranscriptomic data. Sixth, the FUNGuild analysis used manual genus-level assignment rather than the full database, reducing assignment confidence. Finally, this study is correlational; causal relationships between host transcription and microbiome changes require experimental validation, ideally in simulated microgravity conditions with microbiome manipulation.</w:t>
       </w:r>
     </w:p>
     <w:p>
@@ -2881,7 +2845,7 @@
         <w:t>Figure 5B.</w:t>
       </w:r>
       <w:r>
-        <w:t xml:space="preserve"> MOFA+ factor–trait correlations; Factor 1 captures flight (ρ=−0.76).</w:t>
+        <w:t xml:space="preserve"> MOFA+ factor–trait correlations; Factor 1 captures flight (ρ=−0.68).</w:t>
       </w:r>
     </w:p>
     <w:p>
@@ -2909,7 +2873,7 @@
         <w:t>Figure 7.</w:t>
       </w:r>
       <w:r>
-        <w:t xml:space="preserve"> FAPROTAX predicted bacterial functions (aerobic chemoheterotrophy, N fixation, methanotrophy, methanol oxidation).</w:t>
+        <w:t xml:space="preserve"> FAPROTAX predicted bacterial functions (FAPROTAX 1.2.12; the 15 largest groups by read count: chemoheterotrophy, nitrogen fixation, ureolysis and others).</w:t>
       </w:r>
     </w:p>
     <w:p>

--- a/manuscript_with_figures.docx
+++ b/manuscript_with_figures.docx
@@ -37,7 +37,7 @@
         <w:t>Solanum lycopersicum</w:t>
       </w:r>
       <w:r>
-        <w:t xml:space="preserve"> cv. Red Robin) grown aboard the International Space Station (ISS) as part of the VEG-05 experiment, integrating 16S rRNA and ITS amplicon sequencing (OSD-766) with host transcriptomics (OSD-767) across two tissues (leaf, adventitious root) and two light treatments (red-rich vs. blue-rich LED). DADA2 processing yielded 348 bacterial and 78 fungal ASVs from 142 and 141 samples respectively. Spaceflight accounted for 28% of the variation in leaf bacterial community composition (PERMANOVA, p=0.001), and flight samples had higher bacterial alpha diversity (Observed ASVs: Flight 17.8–25.8 vs. Ground 10.0–15.2). The spaceflight transcriptional response was strongly light-dependent: under blue light, 4,716 differentially expressed genes (DEGs) were detected in leaves versus only 523 under red light. WGCNA identified a 169-gene adventitious root module correlated with fungal dysbiosis (r=−0.85, padj=0.009) but not with flight status (r=−0.38, padj=0.32), representing a microbe-driven host transcriptional signature independent of the direct spaceflight stimulus. MOFA+ integration of 18 leaf samples across three omics layers found a dominant flight-associated factor (44% of transcriptome variance). The most abundant FAPROTAX-predicted bacterial functions were (aerobic) chemoheterotrophy, nitrogen fixation and ureolysis. These findings demonstrate that spaceflight restructures plant-associated microbiomes in a tissue- and light-specific manner, with implications for crop production systems in long-duration space missions.</w:t>
+        <w:t xml:space="preserve"> cv. Red Robin) grown aboard the International Space Station (ISS) as part of the VEG-05 experiment, integrating 16S rRNA and ITS amplicon sequencing (OSD-766) with host transcriptomics (OSD-767) across two tissues (leaf, adventitious root) and two light treatments (red-rich vs. blue-rich LED). DADA2 processing yielded 348 bacterial and 78 fungal ASVs from 142 and 141 samples respectively. Spaceflight accounted for 28% of the variation in leaf bacterial community composition (PERMANOVA, p=0.001), and flight samples had higher bacterial alpha diversity (Observed ASVs: Flight 17.8–25.8 vs. Ground 10.0–15.2). The spaceflight transcriptional response was strongly light-dependent: under blue light, 4,716 differentially expressed genes (DEGs) were detected in leaves versus only 523 under red light. WGCNA identified a 169-gene adventitious root module correlated with fungal dysbiosis (r=−0.85, padj=0.009) but not with flight status (r=−0.38, padj=0.32), representing a microbe-driven host transcriptional signature independent of the direct spaceflight stimulus. MOFA+ integration of 18 leaf samples across three omics layers found a dominant flight-associated factor (44% of transcriptome variance). The most abundant FAPROTAX-predicted bacterial functions were (aerobic) chemoheterotrophy, ureolysis, nitrogen fixation and methylotrophy. These findings demonstrate that spaceflight restructures plant-associated microbiomes in a tissue- and light-specific manner, with implications for crop production systems in long-duration space missions.</w:t>
       </w:r>
     </w:p>
     <w:p>
@@ -231,7 +231,7 @@
     </w:p>
     <w:p>
       <w:r>
-        <w:t>Bacterial functional profiles were predicted for the 348 bacterial ASVs using FAPROTAX 1.2.12 [19] and its collapse_table.py with default settings (whole-word taxon matching). Fungal ecological guilds were assigned using genus-level lookup tables based on FUNGuild [20] categories.</w:t>
+        <w:t>Bacterial functional profiles were predicted for the 348 bacterial ASVs using FAPROTAX 1.2.12 [19] and its collapse_table.py (whole-word taxon matching, with hyphens treated as word separators so that each genus in SILVA's merged genus names is matched). Fungal ecological guilds were assigned using genus-level lookup tables based on FUNGuild [20] categories.</w:t>
       </w:r>
     </w:p>
     <w:p>
@@ -2493,7 +2493,7 @@
     </w:p>
     <w:p>
       <w:r>
-        <w:t xml:space="preserve">FAPROTAX assigned 185 of the 348 bacterial ASVs to 44 functional groups (Table S6). By read count the largest were chemoheterotrophy (379,596 reads, 160 ASVs) and its subset aerobic chemoheterotrophy (377,996 reads, 144 ASVs), nitrogen fixation (166,177 reads, 14 ASVs) and ureolysis (139,142 reads, 17 ASVs) (Fig. 7). FAPROTAX matches whole taxon names, so the 14 ASVs of SILVA's merged genus </w:t>
+        <w:t xml:space="preserve">FAPROTAX assigned 205 of the 348 bacterial ASVs to 44 functional groups (Table S6). By read count the largest were chemoheterotrophy (786,147 reads, 180 ASVs) and its subset aerobic chemoheterotrophy (688,214 reads, 150 ASVs), ureolysis (235,475 reads, 31 ASVs), nitrogen fixation (223,554 reads, 15 ASVs), methylotrophy (96,868 reads, 16 ASVs) and methanol oxidation (96,687 reads, 15 ASVs) (Fig. 7). The methylotrophy and methanol oxidation assignments were almost entirely </w:t>
       </w:r>
       <w:r>
         <w:rPr>
@@ -2502,7 +2502,16 @@
         <w:t>Methylobacterium-Methylorubrum</w:t>
       </w:r>
       <w:r>
-        <w:t>, the genus most strongly correlated with the flight-associated turquoise module, received no function. Treating the hyphenated name as separate words adds all 14 to methanol oxidation and methylotrophy (methanol oxidation then totals 96,687 reads), but not to methanotrophy.</w:t>
+        <w:t xml:space="preserve"> (14 ASVs), the genus most strongly correlated with the flight-associated turquoise module. Methanotrophy was minor (181 reads, 1 ASV): </w:t>
+      </w:r>
+      <w:r>
+        <w:rPr>
+          <w:i/>
+        </w:rPr>
+        <w:t>Methylobacterium</w:t>
+      </w:r>
+      <w:r>
+        <w:t xml:space="preserve"> oxidizes methanol, not methane.</w:t>
       </w:r>
     </w:p>
     <w:p>
@@ -2584,7 +2593,7 @@
         <w:t>*Figure 7.</w:t>
       </w:r>
       <w:r>
-        <w:t xml:space="preserve"> FAPROTAX predicted bacterial functions (FAPROTAX 1.2.12; the 15 largest groups by read count: chemoheterotrophy, nitrogen fixation, ureolysis and others).*</w:t>
+        <w:t xml:space="preserve"> FAPROTAX predicted bacterial functions (FAPROTAX 1.2.12; the 15 largest groups by read count: chemoheterotrophy, ureolysis, nitrogen fixation, methylotrophy and others).*</w:t>
       </w:r>
     </w:p>
     <w:p>
@@ -2873,7 +2882,7 @@
         <w:t>Figure 7.</w:t>
       </w:r>
       <w:r>
-        <w:t xml:space="preserve"> FAPROTAX predicted bacterial functions (FAPROTAX 1.2.12; the 15 largest groups by read count: chemoheterotrophy, nitrogen fixation, ureolysis and others).</w:t>
+        <w:t xml:space="preserve"> FAPROTAX predicted bacterial functions (FAPROTAX 1.2.12; the 15 largest groups by read count: chemoheterotrophy, ureolysis, nitrogen fixation, methylotrophy and others).</w:t>
       </w:r>
     </w:p>
     <w:p>

--- a/manuscript_with_figures.docx
+++ b/manuscript_with_figures.docx
@@ -661,7 +661,7 @@
     </w:p>
     <w:p>
       <w:r>
-        <w:t>In adventitious roots, WGCNA identified 16 modules plus unassigned genes (power=18). The key finding was the black module (n=169 genes), which was strongly correlated with ITS dysbiosis (r=−0.85, padj=0.009, 12 plants) but not with flight status (r=−0.38, padj=0.32). The correlation holds within flight plants (r=−0.87, n=6) and within ground plants (r=−0.75, n=6), although the ITS dysbiosis index is itself higher in flight (r=0.70 with flight status). The green module (n=287; ITS r=−0.72, padj=0.044) was also classified as microbe-driven, and the turquoise module as co-regulated (flight r=+0.72; ITS r=+0.74, padj=0.044). The black module was classified as microbe-driven, representing a host transcriptional response to fungal community changes that is independent of the direct spaceflight stimulus. GO enrichment of the black module itself was limited — its only significantly enriched term was the cellular component "nucleus" — so it is defined here by its microbe-driven trait association rather than by a specific enriched process; the adventitious-root oxidative-stress program was instead concentrated in the larger turquoise module (see below).</w:t>
+        <w:t>In adventitious roots, WGCNA identified 16 modules plus unassigned genes (power=18). The key finding was the black module (n=169 genes), which was strongly correlated with ITS dysbiosis (r=−0.85, padj=0.009, 12 plants) but not with flight status (r=−0.38, padj=0.32). The correlation holds within flight plants (r=−0.87, n=6) and within ground plants (r=−0.75, n=6), although the ITS dysbiosis index is itself higher in flight (r=0.71 with flight status). The green module (n=287; ITS r=−0.72, padj=0.044) was also classified as microbe-driven, and the turquoise module as co-regulated (flight r=+0.72; ITS r=+0.74, padj=0.044). The black module was classified as microbe-driven, representing a host transcriptional response to fungal community changes that is independent of the direct spaceflight stimulus. GO enrichment of the black module itself was limited — its only significantly enriched term was the cellular component "nucleus" — so it is defined here by its microbe-driven trait association rather than by a specific enriched process; the adventitious-root oxidative-stress program was instead concentrated in the larger turquoise module (see below).</w:t>
       </w:r>
     </w:p>
     <w:p>

--- a/manuscript_with_figures.docx
+++ b/manuscript_with_figures.docx
@@ -192,7 +192,7 @@
     </w:p>
     <w:p>
       <w:r>
-        <w:t>WGCNA [7] was applied to variance-stabilized transcriptome data for each tissue separately. Soft-thresholding powers were selected to maximize scale-free fit (Leaf: power=20, R²=0.72; Adv-Root: power=18, R²=0.69). Module eigengenes were correlated (Pearson) with flight status, light treatment, and the 16S/ITS dysbiosis indices of the same plant and tissue. A ground sample's index is its mean Bray-Curtis distance to the other ground samples of its compartment, over the same denominator, so ground indices average 1. Dysbiosis indices exist for 21 (16S) and 18 (ITS) of the 21 leaf samples and for 15 and 12 of the 15 adventitious-root samples; each correlation's p-value uses that number of samples. Hub genes were the 10 genes with the highest module membership (kME) in each module (all kME ≥ 0.86).</w:t>
+        <w:t>WGCNA [7] was applied to variance-stabilized transcriptome data for each tissue separately. Soft-thresholding powers were selected to maximize the signed scale-free fit, as neither tissue reached the 0.8 target (Leaf: power=20, R²=0.72; Adv-Root: power=18, R²=0.69; Fig. S7). Module eigengenes were correlated (Pearson) with flight status, light treatment, and the 16S/ITS dysbiosis indices of the same plant and tissue. A ground sample's index is its mean Bray-Curtis distance to the other ground samples of its compartment, over the same denominator, so ground indices average 1. Dysbiosis indices exist for 21 (16S) and 18 (ITS) of the 21 leaf samples and for 15 and 12 of the 15 adventitious-root samples; each correlation's p-value uses that number of samples. Hub genes were the 10 genes with the highest module membership (kME) in each module (all kME ≥ 0.85).</w:t>
       </w:r>
     </w:p>
     <w:p>
@@ -218,7 +218,16 @@
     </w:p>
     <w:p>
       <w:r>
-        <w:t>Bipartite module-taxon networks were constructed by Spearman correlation between WGCNA module eigengenes and ASV relative abundances (prevalence filter &gt;20%, BH correction). GO enrichment of WGCNA modules was performed using clusterProfiler's enricher function [18] with tomato GO annotations from Ensembl Plants (18,479 annotated genes). Directionality was classified as: host-driven (correlated with flight/light but not dysbiosis), microbe-driven (correlated with dysbiosis but not flight/light), or co-regulated (correlated with both).</w:t>
+        <w:t xml:space="preserve">Bipartite module-taxon networks were constructed by Spearman correlation between WGCNA module eigengenes and ASV relative abundances (prevalence filter &gt;20%, BH correction). GO enrichment of WGCNA modules was performed using clusterProfiler's enricher function [18] with tomato GO annotations from Ensembl Plants </w:t>
+      </w:r>
+      <w:r>
+        <w:rPr>
+          <w:b/>
+        </w:rPr>
+        <w:t>[TODO: Ensembl Plants release and number of GO-annotated genes]</w:t>
+      </w:r>
+      <w:r>
+        <w:t>. Directionality was classified as: host-driven (correlated with flight/light but not dysbiosis), microbe-driven (correlated with dysbiosis but not flight/light), or co-regulated (correlated with both).</w:t>
       </w:r>
     </w:p>
     <w:p>
@@ -2440,7 +2449,7 @@
       <w:r>
         <w:drawing>
           <wp:inline xmlns:a="http://schemas.openxmlformats.org/drawingml/2006/main" xmlns:pic="http://schemas.openxmlformats.org/drawingml/2006/picture">
-            <wp:extent cx="5760720" cy="4528087"/>
+            <wp:extent cx="5760720" cy="3977159"/>
             <wp:docPr id="12" name="Picture 12"/>
             <wp:cNvGraphicFramePr>
               <a:graphicFrameLocks noChangeAspect="1"/>
@@ -2461,7 +2470,7 @@
                   <pic:spPr>
                     <a:xfrm>
                       <a:off x="0" y="0"/>
-                      <a:ext cx="5760720" cy="4528087"/>
+                      <a:ext cx="5760720" cy="3977159"/>
                     </a:xfrm>
                     <a:prstGeom prst="rect"/>
                   </pic:spPr>
@@ -2692,7 +2701,7 @@
     </w:p>
     <w:p>
       <w:r>
-        <w:t>Several limitations should be noted. First, sample sizes are small (n=21 leaf, n=15 root for RNA-seq; n=1–6 per flight × light group for microbiome), limiting statistical power. Second, 16S leaf samples had very low bacterial read counts after host DNA removal (median 89 reads), precluding rarefaction and requiring reliance on relative abundance metrics. Third, the ITS dataset had uneven group representation, with some flight groups containing only 1–2 samples, and two flight adventitious-root samples retained a single ITS read each. Fourth, MOFA+ warned that Factor 1 may partially capture technical variation (detection rate differences), though the strong biological signal supports its interpretation as a flight factor. Fifth, FAPROTAX functional predictions are based on taxonomy and should be validated with metagenomic or metatranscriptomic data. Sixth, the FUNGuild analysis used manual genus-level assignment rather than the full database, reducing assignment confidence. Finally, this study is correlational; causal relationships between host transcription and microbiome changes require experimental validation, ideally in simulated microgravity conditions with microbiome manipulation.</w:t>
+        <w:t>Several limitations should be noted. First, sample sizes are small (n=21 leaf, n=15 root for RNA-seq; n=1–6 per flight × light group for microbiome), limiting statistical power. Second, 16S leaf samples had very low bacterial read counts after host DNA removal (median 89 reads), precluding rarefaction and requiring reliance on relative abundance metrics. Third, the ITS dataset had uneven group representation, with some flight groups containing only 1–2 samples, and two flight adventitious-root samples retained a single ITS read each. Fourth, MOFA+ warned that 18 samples are few for five factors (it suggests at most about four), and that Factor 1 is strongly correlated with the average level of the features in at least one view, which happens when samples differ in overall levels, sometimes through normalisation; Factor 1's correlation with flight (ρ=−0.68) does not rule this out. Fifth, FAPROTAX functional predictions are based on taxonomy and should be validated with metagenomic or metatranscriptomic data. Sixth, the FUNGuild analysis used manual genus-level assignment rather than the full database, reducing assignment confidence. Finally, this study is correlational; causal relationships between host transcription and microbiome changes require experimental validation, ideally in simulated microgravity conditions with microbiome manipulation.</w:t>
       </w:r>
     </w:p>
     <w:p>
@@ -2883,6 +2892,91 @@
       </w:r>
       <w:r>
         <w:t xml:space="preserve"> FAPROTAX predicted bacterial functions (FAPROTAX 1.2.12; the 15 largest groups by read count: chemoheterotrophy, ureolysis, nitrogen fixation, methylotrophy and others).</w:t>
+      </w:r>
+    </w:p>
+    <w:p>
+      <w:pPr>
+        <w:pStyle w:val="Heading1"/>
+      </w:pPr>
+      <w:r>
+        <w:t>Supplementary figure legends</w:t>
+      </w:r>
+    </w:p>
+    <w:p>
+      <w:r>
+        <w:rPr>
+          <w:b/>
+        </w:rPr>
+        <w:t>Figure S1. DADA2 read retention.</w:t>
+      </w:r>
+      <w:r>
+        <w:t xml:space="preserve"> Reads per sample at each DADA2 step (input, filtered, denoised forward and reverse, merged, non-chimeric) for all 142 16S and 141 ITS samples, on a log scale. Samples with no reads at a step cannot be drawn on that scale; 20 ITS samples have no non-chimeric reads.</w:t>
+      </w:r>
+    </w:p>
+    <w:p>
+      <w:r>
+        <w:rPr>
+          <w:b/>
+        </w:rPr>
+        <w:t>Figure S2. Alpha diversity in every compartment.</w:t>
+      </w:r>
+      <w:r>
+        <w:t xml:space="preserve"> Observed ASVs, Shannon and Simpson indices for leaf, adventitious root (AdvRoot), root, wick and soil samples, flight and ground, for 16S (78 samples; chloroplast and mitochondrial ASVs removed) and ITS (65 samples). Points are jittered sideways only.</w:t>
+      </w:r>
+    </w:p>
+    <w:p>
+      <w:r>
+        <w:rPr>
+          <w:b/>
+        </w:rPr>
+        <w:t>Figure S3. Bray–Curtis PCoA.</w:t>
+      </w:r>
+      <w:r>
+        <w:t xml:space="preserve"> Principal coordinates of Bray–Curtis dissimilarities between relative-abundance profiles for 16S (78 samples; chloroplast and mitochondrial ASVs removed) and ITS (65 samples), coloured by compartment, with flight and ground as point shapes. Ellipses are 95% normal-theory ellipses per compartment; axis percentages are each axis's share of the eigenvalue sum.</w:t>
+      </w:r>
+    </w:p>
+    <w:p>
+      <w:r>
+        <w:rPr>
+          <w:b/>
+        </w:rPr>
+        <w:t>Figure S4. Bacterial genera by compartment (16S).</w:t>
+      </w:r>
+      <w:r>
+        <w:t xml:space="preserve"> Mean relative abundance per compartment of the 15 genera with the highest mean over the five compartments, after removing chloroplast and mitochondrial ASVs; all other genera are pooled as Other. ASVs without a genus call are grouped by family (Unclassified &lt;family&gt;).</w:t>
+      </w:r>
+    </w:p>
+    <w:p>
+      <w:r>
+        <w:rPr>
+          <w:b/>
+        </w:rPr>
+        <w:t>Figure S5. All nominal module–taxon correlations.</w:t>
+      </w:r>
+      <w:r>
+        <w:t xml:space="preserve"> Spearman correlations between WGCNA module eigengenes and ASV relative abundances with unadjusted p &lt; 0.05 (449 correlations), by tissue and amplicon. Rows are genera, or the family where no genus was assigned; ASVs with neither are pooled. Where several ASVs of a row correlate with one module, the tile shows the strongest (302 tiles). Correlations that pass BH correction are shown in Fig. 6 and listed in Table S9.</w:t>
+      </w:r>
+    </w:p>
+    <w:p>
+      <w:r>
+        <w:rPr>
+          <w:b/>
+        </w:rPr>
+        <w:t>Figure S6. MOFA+ feature weights.</w:t>
+      </w:r>
+      <w:r>
+        <w:t xml:space="preserve"> The 20 features with the largest absolute weight on each factor in each view (transcriptome genes, 16S and ITS ASVs) of the MOFA+ model in Fig. 5 (18 leaf samples).</w:t>
+      </w:r>
+    </w:p>
+    <w:p>
+      <w:r>
+        <w:rPr>
+          <w:b/>
+        </w:rPr>
+        <w:t>Figure S7. WGCNA soft-threshold selection.</w:t>
+      </w:r>
+      <w:r>
+        <w:t xml:space="preserve"> Signed scale-free topology fit (WGCNA pickSoftThreshold, signed network: −sign(slope) × R²) against soft power for the leaf (21 samples) and adventitious-root (15 samples) expression matrices of 5,000 genes each. The dashed line is the 0.8 target, which neither tissue reached; the power with the highest fit was used (dotted lines: leaf 20, R² = 0.72; adventitious root 18, R² = 0.69).</w:t>
       </w:r>
     </w:p>
     <w:p>
@@ -3118,7 +3212,7 @@
     </w:p>
     <w:p>
       <w:r>
-        <w:t>[16] Oksanen, J. et al. vegan: Community Ecology Package. R package version 2.7-5 (2026).</w:t>
+        <w:t>[16] Oksanen, J. et al. vegan: Community Ecology Package. R package version 2.7-6 (2026).</w:t>
       </w:r>
     </w:p>
     <w:p>
